--- a/提交材料/鸿蒙集成实训报告.docx
+++ b/提交材料/鸿蒙集成实训报告.docx
@@ -2,16 +2,53 @@
 <file path=word/document.xml><?xml version="1.0" encoding="utf-8"?>
 <w:document xmlns:wpc="http://schemas.microsoft.com/office/word/2010/wordprocessingCanvas" xmlns:cx="http://schemas.microsoft.com/office/drawing/2014/chartex" xmlns:cx1="http://schemas.microsoft.com/office/drawing/2015/9/8/chartex" xmlns:cx2="http://schemas.microsoft.com/office/drawing/2015/10/21/chartex" xmlns:cx3="http://schemas.microsoft.com/office/drawing/2016/5/9/chartex" xmlns:cx4="http://schemas.microsoft.com/office/drawing/2016/5/10/chartex" xmlns:cx5="http://schemas.microsoft.com/office/drawing/2016/5/11/chartex" xmlns:cx6="http://schemas.microsoft.com/office/drawing/2016/5/12/chartex" xmlns:cx7="http://schemas.microsoft.com/office/drawing/2016/5/13/chartex" xmlns:cx8="http://schemas.microsoft.com/office/drawing/2016/5/14/chartex" xmlns:mc="http://schemas.openxmlformats.org/markup-compatibility/2006" xmlns:aink="http://schemas.microsoft.com/office/drawing/2016/ink" xmlns:am3d="http://schemas.microsoft.com/office/drawing/2017/model3d" xmlns:o="urn:schemas-microsoft-com:office:office" xmlns:oel="http://schemas.microsoft.com/office/2019/extlst" xmlns:r="http://schemas.openxmlformats.org/officeDocument/2006/relationships" xmlns:m="http://schemas.openxmlformats.org/officeDocument/2006/math" xmlns:v="urn:schemas-microsoft-com:vml" xmlns:wp14="http://schemas.microsoft.com/office/word/2010/wordprocessingDrawing" xmlns:wp="http://schemas.openxmlformats.org/drawingml/2006/wordprocessingDrawing" xmlns:w10="urn:schemas-microsoft-com:office:word" xmlns:w="http://schemas.openxmlformats.org/wordprocessingml/2006/main" xmlns:w14="http://schemas.microsoft.com/office/word/2010/wordml" xmlns:w15="http://schemas.microsoft.com/office/word/2012/wordml" xmlns:w16cex="http://schemas.microsoft.com/office/word/2018/wordml/cex" xmlns:w16cid="http://schemas.microsoft.com/office/word/2016/wordml/cid" xmlns:w16="http://schemas.microsoft.com/office/word/2018/wordml" xmlns:w16du="http://schemas.microsoft.com/office/word/2023/wordml/word16du" xmlns:w16sdtdh="http://schemas.microsoft.com/office/word/2020/wordml/sdtdatahash" xmlns:w16sdtfl="http://schemas.microsoft.com/office/word/2024/wordml/sdtformatlock" xmlns:w16se="http://schemas.microsoft.com/office/word/2015/wordml/symex" xmlns:wpg="http://schemas.microsoft.com/office/word/2010/wordprocessingGroup" xmlns:wpi="http://schemas.microsoft.com/office/word/2010/wordprocessingInk" xmlns:wne="http://schemas.microsoft.com/office/word/2006/wordml" xmlns:wps="http://schemas.microsoft.com/office/word/2010/wordprocessingShape" mc:Ignorable="w14 w15 w16se w16cid w16 w16cex w16sdtdh w16sdtfl w16du wp14">
   <w:body>
-    <w:p/>
-    <w:p/>
-    <w:p/>
-    <w:p/>
-    <w:p/>
-    <w:p/>
     <w:p>
       <w:pPr>
+        <w:rPr>
+          <w:rFonts w:hint="eastAsia"/>
+        </w:rPr>
+      </w:pPr>
+    </w:p>
+    <w:p>
+      <w:pPr>
+        <w:rPr>
+          <w:rFonts w:hint="eastAsia"/>
+        </w:rPr>
+      </w:pPr>
+    </w:p>
+    <w:p>
+      <w:pPr>
+        <w:rPr>
+          <w:rFonts w:hint="eastAsia"/>
+        </w:rPr>
+      </w:pPr>
+    </w:p>
+    <w:p>
+      <w:pPr>
+        <w:rPr>
+          <w:rFonts w:hint="eastAsia"/>
+        </w:rPr>
+      </w:pPr>
+    </w:p>
+    <w:p>
+      <w:pPr>
+        <w:rPr>
+          <w:rFonts w:hint="eastAsia"/>
+        </w:rPr>
+      </w:pPr>
+    </w:p>
+    <w:p>
+      <w:pPr>
+        <w:rPr>
+          <w:rFonts w:hint="eastAsia"/>
+        </w:rPr>
+      </w:pPr>
+    </w:p>
+    <w:p>
+      <w:pPr>
         <w:jc w:val="center"/>
         <w:rPr>
+          <w:rFonts w:hint="eastAsia"/>
           <w:lang w:eastAsia="zh-CN"/>
         </w:rPr>
       </w:pPr>
@@ -38,6 +75,7 @@
     <w:p>
       <w:pPr>
         <w:rPr>
+          <w:rFonts w:hint="eastAsia"/>
           <w:lang w:eastAsia="zh-CN"/>
         </w:rPr>
       </w:pPr>
@@ -45,6 +83,7 @@
     <w:p>
       <w:pPr>
         <w:rPr>
+          <w:rFonts w:hint="eastAsia"/>
           <w:lang w:eastAsia="zh-CN"/>
         </w:rPr>
       </w:pPr>
@@ -53,6 +92,9 @@
       <w:pPr>
         <w:spacing w:after="80"/>
         <w:jc w:val="center"/>
+        <w:rPr>
+          <w:rFonts w:hint="eastAsia"/>
+        </w:rPr>
       </w:pPr>
       <w:r>
         <w:rPr>
@@ -72,6 +114,9 @@
       <w:pPr>
         <w:spacing w:after="80"/>
         <w:jc w:val="center"/>
+        <w:rPr>
+          <w:rFonts w:hint="eastAsia"/>
+        </w:rPr>
       </w:pPr>
       <w:r>
         <w:rPr>
@@ -91,6 +136,9 @@
       <w:pPr>
         <w:spacing w:after="80"/>
         <w:jc w:val="center"/>
+        <w:rPr>
+          <w:rFonts w:hint="eastAsia"/>
+        </w:rPr>
       </w:pPr>
       <w:r>
         <w:rPr>
@@ -111,6 +159,7 @@
         <w:spacing w:after="80"/>
         <w:jc w:val="center"/>
         <w:rPr>
+          <w:rFonts w:hint="eastAsia"/>
           <w:lang w:eastAsia="zh-CN"/>
         </w:rPr>
       </w:pPr>
@@ -135,6 +184,7 @@
         <w:spacing w:after="80"/>
         <w:jc w:val="center"/>
         <w:rPr>
+          <w:rFonts w:hint="eastAsia"/>
           <w:lang w:eastAsia="zh-CN"/>
         </w:rPr>
       </w:pPr>
@@ -157,6 +207,7 @@
     <w:p>
       <w:pPr>
         <w:rPr>
+          <w:rFonts w:hint="eastAsia"/>
           <w:lang w:eastAsia="zh-CN"/>
         </w:rPr>
       </w:pPr>
@@ -188,6 +239,7 @@
       <w:pPr>
         <w:spacing w:after="40"/>
         <w:rPr>
+          <w:rFonts w:hint="eastAsia"/>
           <w:lang w:eastAsia="zh-CN"/>
         </w:rPr>
       </w:pPr>
@@ -203,6 +255,7 @@
       <w:pPr>
         <w:spacing w:after="40"/>
         <w:rPr>
+          <w:rFonts w:hint="eastAsia"/>
           <w:lang w:eastAsia="zh-CN"/>
         </w:rPr>
       </w:pPr>
@@ -218,6 +271,7 @@
       <w:pPr>
         <w:spacing w:after="40"/>
         <w:rPr>
+          <w:rFonts w:hint="eastAsia"/>
           <w:lang w:eastAsia="zh-CN"/>
         </w:rPr>
       </w:pPr>
@@ -233,6 +287,7 @@
       <w:pPr>
         <w:spacing w:after="40"/>
         <w:rPr>
+          <w:rFonts w:hint="eastAsia"/>
           <w:lang w:eastAsia="zh-CN"/>
         </w:rPr>
       </w:pPr>
@@ -248,6 +303,7 @@
       <w:pPr>
         <w:spacing w:after="40"/>
         <w:rPr>
+          <w:rFonts w:hint="eastAsia"/>
           <w:lang w:eastAsia="zh-CN"/>
         </w:rPr>
       </w:pPr>
@@ -263,6 +319,7 @@
       <w:pPr>
         <w:spacing w:after="40"/>
         <w:rPr>
+          <w:rFonts w:hint="eastAsia"/>
           <w:lang w:eastAsia="zh-CN"/>
         </w:rPr>
       </w:pPr>
@@ -278,6 +335,7 @@
       <w:pPr>
         <w:spacing w:after="40"/>
         <w:rPr>
+          <w:rFonts w:hint="eastAsia"/>
           <w:lang w:eastAsia="zh-CN"/>
         </w:rPr>
       </w:pPr>
@@ -293,6 +351,7 @@
       <w:pPr>
         <w:spacing w:after="40"/>
         <w:rPr>
+          <w:rFonts w:hint="eastAsia"/>
           <w:lang w:eastAsia="zh-CN"/>
         </w:rPr>
       </w:pPr>
@@ -308,6 +367,7 @@
       <w:pPr>
         <w:spacing w:after="40"/>
         <w:rPr>
+          <w:rFonts w:hint="eastAsia"/>
           <w:lang w:eastAsia="zh-CN"/>
         </w:rPr>
       </w:pPr>
@@ -323,6 +383,7 @@
       <w:pPr>
         <w:spacing w:after="40"/>
         <w:rPr>
+          <w:rFonts w:hint="eastAsia"/>
           <w:lang w:eastAsia="zh-CN"/>
         </w:rPr>
       </w:pPr>
@@ -338,6 +399,7 @@
       <w:pPr>
         <w:spacing w:after="40"/>
         <w:rPr>
+          <w:rFonts w:hint="eastAsia"/>
           <w:lang w:eastAsia="zh-CN"/>
         </w:rPr>
       </w:pPr>
@@ -353,6 +415,7 @@
       <w:pPr>
         <w:spacing w:after="40"/>
         <w:rPr>
+          <w:rFonts w:hint="eastAsia"/>
           <w:lang w:eastAsia="zh-CN"/>
         </w:rPr>
       </w:pPr>
@@ -368,6 +431,7 @@
       <w:pPr>
         <w:spacing w:after="40"/>
         <w:rPr>
+          <w:rFonts w:hint="eastAsia"/>
           <w:lang w:eastAsia="zh-CN"/>
         </w:rPr>
       </w:pPr>
@@ -383,6 +447,7 @@
       <w:pPr>
         <w:spacing w:after="40"/>
         <w:rPr>
+          <w:rFonts w:hint="eastAsia"/>
           <w:lang w:eastAsia="zh-CN"/>
         </w:rPr>
       </w:pPr>
@@ -398,6 +463,7 @@
       <w:pPr>
         <w:spacing w:after="40"/>
         <w:rPr>
+          <w:rFonts w:hint="eastAsia"/>
           <w:lang w:eastAsia="zh-CN"/>
         </w:rPr>
       </w:pPr>
@@ -413,6 +479,7 @@
       <w:pPr>
         <w:spacing w:after="40"/>
         <w:rPr>
+          <w:rFonts w:hint="eastAsia"/>
           <w:lang w:eastAsia="zh-CN"/>
         </w:rPr>
       </w:pPr>
@@ -428,6 +495,7 @@
       <w:pPr>
         <w:spacing w:after="40"/>
         <w:rPr>
+          <w:rFonts w:hint="eastAsia"/>
           <w:lang w:eastAsia="zh-CN"/>
         </w:rPr>
       </w:pPr>
@@ -443,6 +511,7 @@
       <w:pPr>
         <w:spacing w:after="40"/>
         <w:rPr>
+          <w:rFonts w:hint="eastAsia"/>
           <w:lang w:eastAsia="zh-CN"/>
         </w:rPr>
       </w:pPr>
@@ -458,6 +527,7 @@
       <w:pPr>
         <w:spacing w:after="40"/>
         <w:rPr>
+          <w:rFonts w:hint="eastAsia"/>
           <w:lang w:eastAsia="zh-CN"/>
         </w:rPr>
       </w:pPr>
@@ -472,6 +542,7 @@
     <w:p>
       <w:pPr>
         <w:rPr>
+          <w:rFonts w:hint="eastAsia"/>
           <w:lang w:eastAsia="zh-CN"/>
         </w:rPr>
       </w:pPr>
@@ -499,6 +570,9 @@
       <w:pPr>
         <w:spacing w:after="120"/>
         <w:ind w:firstLine="420"/>
+        <w:rPr>
+          <w:rFonts w:hint="eastAsia"/>
+        </w:rPr>
       </w:pPr>
       <w:r>
         <w:t>智慧云脑诊疗平台通过 uni-app 框架构建鸿蒙移动端应用 patient-mobile，实现患者端的跨平台运行，目标设备为鸿蒙手机（HarmonyOS Next / OpenHarmony）。该项目是三层架构（患者端 / 医生端 / 管理端）的补充入口，独立于 Web 端 Vite 构建流程，不接入根目录 corepack pnpm test 或 Web 构建命令。</w:t>
@@ -520,6 +594,9 @@
       <w:pPr>
         <w:spacing w:after="120"/>
         <w:ind w:firstLine="420"/>
+        <w:rPr>
+          <w:rFonts w:hint="eastAsia"/>
+        </w:rPr>
       </w:pPr>
       <w:r>
         <w:t>patient-mobile 鸿蒙应用完整文件树如下：</w:t>
@@ -529,6 +606,9 @@
       <w:pPr>
         <w:spacing w:before="80" w:after="80"/>
         <w:ind w:left="283"/>
+        <w:rPr>
+          <w:rFonts w:hint="eastAsia"/>
+        </w:rPr>
       </w:pPr>
       <w:r>
         <w:rPr>
@@ -1261,6 +1341,9 @@
       <w:pPr>
         <w:spacing w:after="120"/>
         <w:ind w:firstLine="420"/>
+        <w:rPr>
+          <w:rFonts w:hint="eastAsia"/>
+        </w:rPr>
       </w:pPr>
       <w:r>
         <w:t>patient-mobile 基于 uni-app 3（Vue 3）构建。uni-app 作为跨端框架，编译输出可面向 iOS、Android 和 HarmonyOS 多个平台。开发者在 HBuilderX 或 DevEco Studio 中打开项目后，选择"鸿蒙手机模拟器"运行，uni-app 框架自动完成从 Vue SFC 到鸿蒙原生界面的编译转换。</w:t>
@@ -1282,6 +1365,9 @@
       <w:pPr>
         <w:spacing w:after="120"/>
         <w:ind w:firstLine="420"/>
+        <w:rPr>
+          <w:rFonts w:hint="eastAsia"/>
+        </w:rPr>
       </w:pPr>
       <w:r>
         <w:t>manifest.json 中的 "app-harmony" 段是鸿蒙平台的核心配置，包含包名、签名信息等关键参数：</w:t>
@@ -1291,6 +1377,9 @@
       <w:pPr>
         <w:spacing w:before="80" w:after="80"/>
         <w:ind w:left="283"/>
+        <w:rPr>
+          <w:rFonts w:hint="eastAsia"/>
+        </w:rPr>
       </w:pPr>
       <w:r>
         <w:rPr>
@@ -1442,6 +1531,9 @@
           <w:p>
             <w:pPr>
               <w:jc w:val="center"/>
+              <w:rPr>
+                <w:rFonts w:hint="eastAsia"/>
+              </w:rPr>
             </w:pPr>
             <w:r>
               <w:rPr>
@@ -1460,6 +1552,9 @@
             <w:pPr>
               <w:jc w:val="center"/>
               <w:cnfStyle w:val="100000000000" w:firstRow="1" w:lastRow="0" w:firstColumn="0" w:lastColumn="0" w:oddVBand="0" w:evenVBand="0" w:oddHBand="0" w:evenHBand="0" w:firstRowFirstColumn="0" w:firstRowLastColumn="0" w:lastRowFirstColumn="0" w:lastRowLastColumn="0"/>
+              <w:rPr>
+                <w:rFonts w:hint="eastAsia"/>
+              </w:rPr>
             </w:pPr>
             <w:r>
               <w:rPr>
@@ -1481,6 +1576,11 @@
             <w:tcW w:w="4323" w:type="dxa"/>
           </w:tcPr>
           <w:p>
+            <w:pPr>
+              <w:rPr>
+                <w:rFonts w:hint="eastAsia"/>
+              </w:rPr>
+            </w:pPr>
             <w:r>
               <w:rPr>
                 <w:sz w:val="20"/>
@@ -1496,6 +1596,9 @@
           <w:p>
             <w:pPr>
               <w:cnfStyle w:val="000000100000" w:firstRow="0" w:lastRow="0" w:firstColumn="0" w:lastColumn="0" w:oddVBand="0" w:evenVBand="0" w:oddHBand="1" w:evenHBand="0" w:firstRowFirstColumn="0" w:firstRowLastColumn="0" w:lastRowFirstColumn="0" w:lastRowLastColumn="0"/>
+              <w:rPr>
+                <w:rFonts w:hint="eastAsia"/>
+              </w:rPr>
             </w:pPr>
             <w:r>
               <w:rPr>
@@ -1517,6 +1620,11 @@
             <w:tcW w:w="4323" w:type="dxa"/>
           </w:tcPr>
           <w:p>
+            <w:pPr>
+              <w:rPr>
+                <w:rFonts w:hint="eastAsia"/>
+              </w:rPr>
+            </w:pPr>
             <w:r>
               <w:rPr>
                 <w:sz w:val="20"/>
@@ -1532,6 +1640,9 @@
           <w:p>
             <w:pPr>
               <w:cnfStyle w:val="000000010000" w:firstRow="0" w:lastRow="0" w:firstColumn="0" w:lastColumn="0" w:oddVBand="0" w:evenVBand="0" w:oddHBand="0" w:evenHBand="1" w:firstRowFirstColumn="0" w:firstRowLastColumn="0" w:lastRowFirstColumn="0" w:lastRowLastColumn="0"/>
+              <w:rPr>
+                <w:rFonts w:hint="eastAsia"/>
+              </w:rPr>
             </w:pPr>
             <w:r>
               <w:rPr>
@@ -1553,6 +1664,11 @@
             <w:tcW w:w="4323" w:type="dxa"/>
           </w:tcPr>
           <w:p>
+            <w:pPr>
+              <w:rPr>
+                <w:rFonts w:hint="eastAsia"/>
+              </w:rPr>
+            </w:pPr>
             <w:r>
               <w:rPr>
                 <w:sz w:val="20"/>
@@ -1569,6 +1685,7 @@
             <w:pPr>
               <w:cnfStyle w:val="000000100000" w:firstRow="0" w:lastRow="0" w:firstColumn="0" w:lastColumn="0" w:oddVBand="0" w:evenVBand="0" w:oddHBand="1" w:evenHBand="0" w:firstRowFirstColumn="0" w:firstRowLastColumn="0" w:lastRowFirstColumn="0" w:lastRowLastColumn="0"/>
               <w:rPr>
+                <w:rFonts w:hint="eastAsia"/>
                 <w:lang w:eastAsia="zh-CN"/>
               </w:rPr>
             </w:pPr>
@@ -1593,6 +1710,11 @@
             <w:tcW w:w="4323" w:type="dxa"/>
           </w:tcPr>
           <w:p>
+            <w:pPr>
+              <w:rPr>
+                <w:rFonts w:hint="eastAsia"/>
+              </w:rPr>
+            </w:pPr>
             <w:r>
               <w:rPr>
                 <w:sz w:val="20"/>
@@ -1608,6 +1730,9 @@
           <w:p>
             <w:pPr>
               <w:cnfStyle w:val="000000010000" w:firstRow="0" w:lastRow="0" w:firstColumn="0" w:lastColumn="0" w:oddVBand="0" w:evenVBand="0" w:oddHBand="0" w:evenHBand="1" w:firstRowFirstColumn="0" w:firstRowLastColumn="0" w:lastRowFirstColumn="0" w:lastRowLastColumn="0"/>
+              <w:rPr>
+                <w:rFonts w:hint="eastAsia"/>
+              </w:rPr>
             </w:pPr>
             <w:r>
               <w:rPr>
@@ -1629,6 +1754,11 @@
             <w:tcW w:w="4323" w:type="dxa"/>
           </w:tcPr>
           <w:p>
+            <w:pPr>
+              <w:rPr>
+                <w:rFonts w:hint="eastAsia"/>
+              </w:rPr>
+            </w:pPr>
             <w:r>
               <w:rPr>
                 <w:sz w:val="20"/>
@@ -1645,6 +1775,7 @@
             <w:pPr>
               <w:cnfStyle w:val="000000100000" w:firstRow="0" w:lastRow="0" w:firstColumn="0" w:lastColumn="0" w:oddVBand="0" w:evenVBand="0" w:oddHBand="1" w:evenHBand="0" w:firstRowFirstColumn="0" w:firstRowLastColumn="0" w:lastRowFirstColumn="0" w:lastRowLastColumn="0"/>
               <w:rPr>
+                <w:rFonts w:hint="eastAsia"/>
                 <w:lang w:eastAsia="zh-CN"/>
               </w:rPr>
             </w:pPr>
@@ -1662,6 +1793,7 @@
     <w:p>
       <w:pPr>
         <w:rPr>
+          <w:rFonts w:hint="eastAsia"/>
           <w:lang w:eastAsia="zh-CN"/>
         </w:rPr>
       </w:pPr>
@@ -1670,6 +1802,7 @@
       <w:pPr>
         <w:spacing w:after="120"/>
         <w:rPr>
+          <w:rFonts w:hint="eastAsia"/>
           <w:lang w:eastAsia="zh-CN"/>
         </w:rPr>
       </w:pPr>
@@ -1705,6 +1838,9 @@
           <w:p>
             <w:pPr>
               <w:jc w:val="center"/>
+              <w:rPr>
+                <w:rFonts w:hint="eastAsia"/>
+              </w:rPr>
             </w:pPr>
             <w:r>
               <w:rPr>
@@ -1722,6 +1858,9 @@
             <w:pPr>
               <w:jc w:val="center"/>
               <w:cnfStyle w:val="100000000000" w:firstRow="1" w:lastRow="0" w:firstColumn="0" w:lastColumn="0" w:oddVBand="0" w:evenVBand="0" w:oddHBand="0" w:evenHBand="0" w:firstRowFirstColumn="0" w:firstRowLastColumn="0" w:lastRowFirstColumn="0" w:lastRowLastColumn="0"/>
+              <w:rPr>
+                <w:rFonts w:hint="eastAsia"/>
+              </w:rPr>
             </w:pPr>
             <w:r>
               <w:rPr>
@@ -1743,6 +1882,11 @@
             <w:tcW w:w="4323" w:type="dxa"/>
           </w:tcPr>
           <w:p>
+            <w:pPr>
+              <w:rPr>
+                <w:rFonts w:hint="eastAsia"/>
+              </w:rPr>
+            </w:pPr>
             <w:r>
               <w:rPr>
                 <w:sz w:val="20"/>
@@ -1758,6 +1902,9 @@
           <w:p>
             <w:pPr>
               <w:cnfStyle w:val="000000100000" w:firstRow="0" w:lastRow="0" w:firstColumn="0" w:lastColumn="0" w:oddVBand="0" w:evenVBand="0" w:oddHBand="1" w:evenHBand="0" w:firstRowFirstColumn="0" w:firstRowLastColumn="0" w:lastRowFirstColumn="0" w:lastRowLastColumn="0"/>
+              <w:rPr>
+                <w:rFonts w:hint="eastAsia"/>
+              </w:rPr>
             </w:pPr>
             <w:r>
               <w:rPr>
@@ -1779,6 +1926,11 @@
             <w:tcW w:w="4323" w:type="dxa"/>
           </w:tcPr>
           <w:p>
+            <w:pPr>
+              <w:rPr>
+                <w:rFonts w:hint="eastAsia"/>
+              </w:rPr>
+            </w:pPr>
             <w:r>
               <w:rPr>
                 <w:sz w:val="20"/>
@@ -1794,6 +1946,9 @@
           <w:p>
             <w:pPr>
               <w:cnfStyle w:val="000000010000" w:firstRow="0" w:lastRow="0" w:firstColumn="0" w:lastColumn="0" w:oddVBand="0" w:evenVBand="0" w:oddHBand="0" w:evenHBand="1" w:firstRowFirstColumn="0" w:firstRowLastColumn="0" w:lastRowFirstColumn="0" w:lastRowLastColumn="0"/>
+              <w:rPr>
+                <w:rFonts w:hint="eastAsia"/>
+              </w:rPr>
             </w:pPr>
             <w:r>
               <w:rPr>
@@ -1815,6 +1970,11 @@
             <w:tcW w:w="4323" w:type="dxa"/>
           </w:tcPr>
           <w:p>
+            <w:pPr>
+              <w:rPr>
+                <w:rFonts w:hint="eastAsia"/>
+              </w:rPr>
+            </w:pPr>
             <w:r>
               <w:rPr>
                 <w:sz w:val="20"/>
@@ -1830,6 +1990,9 @@
           <w:p>
             <w:pPr>
               <w:cnfStyle w:val="000000100000" w:firstRow="0" w:lastRow="0" w:firstColumn="0" w:lastColumn="0" w:oddVBand="0" w:evenVBand="0" w:oddHBand="1" w:evenHBand="0" w:firstRowFirstColumn="0" w:firstRowLastColumn="0" w:lastRowFirstColumn="0" w:lastRowLastColumn="0"/>
+              <w:rPr>
+                <w:rFonts w:hint="eastAsia"/>
+              </w:rPr>
             </w:pPr>
             <w:r>
               <w:rPr>
@@ -1841,7 +2004,13 @@
         </w:tc>
       </w:tr>
     </w:tbl>
-    <w:p/>
+    <w:p>
+      <w:pPr>
+        <w:rPr>
+          <w:rFonts w:hint="eastAsia"/>
+        </w:rPr>
+      </w:pPr>
+    </w:p>
     <w:p>
       <w:pPr>
         <w:pStyle w:val="21"/>
@@ -1858,6 +2027,9 @@
       <w:pPr>
         <w:spacing w:after="120"/>
         <w:ind w:firstLine="420"/>
+        <w:rPr>
+          <w:rFonts w:hint="eastAsia"/>
+        </w:rPr>
       </w:pPr>
       <w:r>
         <w:t>在 pnpm-lock.yaml 中可以看到 esbuild 和 Rollup 均已支持 openharmony-arm64 平台，这确保了项目所使用的 Vite / Rollup 工具链能够在 OpenHarmony 环境下正确运行：</w:t>
@@ -1888,6 +2060,9 @@
           <w:p>
             <w:pPr>
               <w:jc w:val="center"/>
+              <w:rPr>
+                <w:rFonts w:hint="eastAsia"/>
+              </w:rPr>
             </w:pPr>
             <w:r>
               <w:rPr>
@@ -1905,6 +2080,9 @@
             <w:pPr>
               <w:jc w:val="center"/>
               <w:cnfStyle w:val="100000000000" w:firstRow="1" w:lastRow="0" w:firstColumn="0" w:lastColumn="0" w:oddVBand="0" w:evenVBand="0" w:oddHBand="0" w:evenHBand="0" w:firstRowFirstColumn="0" w:firstRowLastColumn="0" w:lastRowFirstColumn="0" w:lastRowLastColumn="0"/>
+              <w:rPr>
+                <w:rFonts w:hint="eastAsia"/>
+              </w:rPr>
             </w:pPr>
             <w:r>
               <w:rPr>
@@ -1922,6 +2100,9 @@
             <w:pPr>
               <w:jc w:val="center"/>
               <w:cnfStyle w:val="100000000000" w:firstRow="1" w:lastRow="0" w:firstColumn="0" w:lastColumn="0" w:oddVBand="0" w:evenVBand="0" w:oddHBand="0" w:evenHBand="0" w:firstRowFirstColumn="0" w:firstRowLastColumn="0" w:lastRowFirstColumn="0" w:lastRowLastColumn="0"/>
+              <w:rPr>
+                <w:rFonts w:hint="eastAsia"/>
+              </w:rPr>
             </w:pPr>
             <w:r>
               <w:rPr>
@@ -1943,6 +2124,11 @@
             <w:tcW w:w="2882" w:type="dxa"/>
           </w:tcPr>
           <w:p>
+            <w:pPr>
+              <w:rPr>
+                <w:rFonts w:hint="eastAsia"/>
+              </w:rPr>
+            </w:pPr>
             <w:r>
               <w:rPr>
                 <w:sz w:val="20"/>
@@ -1958,6 +2144,9 @@
           <w:p>
             <w:pPr>
               <w:cnfStyle w:val="000000100000" w:firstRow="0" w:lastRow="0" w:firstColumn="0" w:lastColumn="0" w:oddVBand="0" w:evenVBand="0" w:oddHBand="1" w:evenHBand="0" w:firstRowFirstColumn="0" w:firstRowLastColumn="0" w:lastRowFirstColumn="0" w:lastRowLastColumn="0"/>
+              <w:rPr>
+                <w:rFonts w:hint="eastAsia"/>
+              </w:rPr>
             </w:pPr>
             <w:r>
               <w:rPr>
@@ -1975,6 +2164,7 @@
             <w:pPr>
               <w:cnfStyle w:val="000000100000" w:firstRow="0" w:lastRow="0" w:firstColumn="0" w:lastColumn="0" w:oddVBand="0" w:evenVBand="0" w:oddHBand="1" w:evenHBand="0" w:firstRowFirstColumn="0" w:firstRowLastColumn="0" w:lastRowFirstColumn="0" w:lastRowLastColumn="0"/>
               <w:rPr>
+                <w:rFonts w:hint="eastAsia"/>
                 <w:lang w:eastAsia="zh-CN"/>
               </w:rPr>
             </w:pPr>
@@ -1999,6 +2189,11 @@
             <w:tcW w:w="2882" w:type="dxa"/>
           </w:tcPr>
           <w:p>
+            <w:pPr>
+              <w:rPr>
+                <w:rFonts w:hint="eastAsia"/>
+              </w:rPr>
+            </w:pPr>
             <w:r>
               <w:rPr>
                 <w:sz w:val="20"/>
@@ -2014,6 +2209,9 @@
           <w:p>
             <w:pPr>
               <w:cnfStyle w:val="000000010000" w:firstRow="0" w:lastRow="0" w:firstColumn="0" w:lastColumn="0" w:oddVBand="0" w:evenVBand="0" w:oddHBand="0" w:evenHBand="1" w:firstRowFirstColumn="0" w:firstRowLastColumn="0" w:lastRowFirstColumn="0" w:lastRowLastColumn="0"/>
+              <w:rPr>
+                <w:rFonts w:hint="eastAsia"/>
+              </w:rPr>
             </w:pPr>
             <w:r>
               <w:rPr>
@@ -2031,6 +2229,7 @@
             <w:pPr>
               <w:cnfStyle w:val="000000010000" w:firstRow="0" w:lastRow="0" w:firstColumn="0" w:lastColumn="0" w:oddVBand="0" w:evenVBand="0" w:oddHBand="0" w:evenHBand="1" w:firstRowFirstColumn="0" w:firstRowLastColumn="0" w:lastRowFirstColumn="0" w:lastRowLastColumn="0"/>
               <w:rPr>
+                <w:rFonts w:hint="eastAsia"/>
                 <w:lang w:eastAsia="zh-CN"/>
               </w:rPr>
             </w:pPr>
@@ -2048,6 +2247,7 @@
     <w:p>
       <w:pPr>
         <w:rPr>
+          <w:rFonts w:hint="eastAsia"/>
           <w:lang w:eastAsia="zh-CN"/>
         </w:rPr>
       </w:pPr>
@@ -2068,6 +2268,9 @@
       <w:pPr>
         <w:spacing w:after="120"/>
         <w:ind w:firstLine="420"/>
+        <w:rPr>
+          <w:rFonts w:hint="eastAsia"/>
+        </w:rPr>
       </w:pPr>
       <w:r>
         <w:t>在 Web 端患者组件的字体声明中（patient-web/src/styles/tokens.css），HarmonyOS Sans SC 被优先列在字体栈第一位。这是鸿蒙系统的默认无衬线字体，优先使用可在鸿蒙设备上获得最原生的字体渲染效果：</w:t>
@@ -2077,6 +2280,9 @@
       <w:pPr>
         <w:spacing w:before="80" w:after="80"/>
         <w:ind w:left="283"/>
+        <w:rPr>
+          <w:rFonts w:hint="eastAsia"/>
+        </w:rPr>
       </w:pPr>
       <w:r>
         <w:rPr>
@@ -2143,6 +2349,9 @@
           <w:p>
             <w:pPr>
               <w:jc w:val="center"/>
+              <w:rPr>
+                <w:rFonts w:hint="eastAsia"/>
+              </w:rPr>
             </w:pPr>
             <w:r>
               <w:rPr>
@@ -2160,6 +2369,9 @@
             <w:pPr>
               <w:jc w:val="center"/>
               <w:cnfStyle w:val="100000000000" w:firstRow="1" w:lastRow="0" w:firstColumn="0" w:lastColumn="0" w:oddVBand="0" w:evenVBand="0" w:oddHBand="0" w:evenHBand="0" w:firstRowFirstColumn="0" w:firstRowLastColumn="0" w:lastRowFirstColumn="0" w:lastRowLastColumn="0"/>
+              <w:rPr>
+                <w:rFonts w:hint="eastAsia"/>
+              </w:rPr>
             </w:pPr>
             <w:r>
               <w:rPr>
@@ -2177,6 +2389,9 @@
             <w:pPr>
               <w:jc w:val="center"/>
               <w:cnfStyle w:val="100000000000" w:firstRow="1" w:lastRow="0" w:firstColumn="0" w:lastColumn="0" w:oddVBand="0" w:evenVBand="0" w:oddHBand="0" w:evenHBand="0" w:firstRowFirstColumn="0" w:firstRowLastColumn="0" w:lastRowFirstColumn="0" w:lastRowLastColumn="0"/>
+              <w:rPr>
+                <w:rFonts w:hint="eastAsia"/>
+              </w:rPr>
             </w:pPr>
             <w:r>
               <w:rPr>
@@ -2198,6 +2413,11 @@
             <w:tcW w:w="2882" w:type="dxa"/>
           </w:tcPr>
           <w:p>
+            <w:pPr>
+              <w:rPr>
+                <w:rFonts w:hint="eastAsia"/>
+              </w:rPr>
+            </w:pPr>
             <w:r>
               <w:rPr>
                 <w:sz w:val="20"/>
@@ -2213,6 +2433,9 @@
           <w:p>
             <w:pPr>
               <w:cnfStyle w:val="000000100000" w:firstRow="0" w:lastRow="0" w:firstColumn="0" w:lastColumn="0" w:oddVBand="0" w:evenVBand="0" w:oddHBand="1" w:evenHBand="0" w:firstRowFirstColumn="0" w:firstRowLastColumn="0" w:lastRowFirstColumn="0" w:lastRowLastColumn="0"/>
+              <w:rPr>
+                <w:rFonts w:hint="eastAsia"/>
+              </w:rPr>
             </w:pPr>
             <w:r>
               <w:rPr>
@@ -2230,6 +2453,7 @@
             <w:pPr>
               <w:cnfStyle w:val="000000100000" w:firstRow="0" w:lastRow="0" w:firstColumn="0" w:lastColumn="0" w:oddVBand="0" w:evenVBand="0" w:oddHBand="1" w:evenHBand="0" w:firstRowFirstColumn="0" w:firstRowLastColumn="0" w:lastRowFirstColumn="0" w:lastRowLastColumn="0"/>
               <w:rPr>
+                <w:rFonts w:hint="eastAsia"/>
                 <w:lang w:eastAsia="zh-CN"/>
               </w:rPr>
             </w:pPr>
@@ -2254,6 +2478,11 @@
             <w:tcW w:w="2882" w:type="dxa"/>
           </w:tcPr>
           <w:p>
+            <w:pPr>
+              <w:rPr>
+                <w:rFonts w:hint="eastAsia"/>
+              </w:rPr>
+            </w:pPr>
             <w:r>
               <w:rPr>
                 <w:sz w:val="20"/>
@@ -2269,6 +2498,9 @@
           <w:p>
             <w:pPr>
               <w:cnfStyle w:val="000000010000" w:firstRow="0" w:lastRow="0" w:firstColumn="0" w:lastColumn="0" w:oddVBand="0" w:evenVBand="0" w:oddHBand="0" w:evenHBand="1" w:firstRowFirstColumn="0" w:firstRowLastColumn="0" w:lastRowFirstColumn="0" w:lastRowLastColumn="0"/>
+              <w:rPr>
+                <w:rFonts w:hint="eastAsia"/>
+              </w:rPr>
             </w:pPr>
             <w:r>
               <w:rPr>
@@ -2285,6 +2517,9 @@
           <w:p>
             <w:pPr>
               <w:cnfStyle w:val="000000010000" w:firstRow="0" w:lastRow="0" w:firstColumn="0" w:lastColumn="0" w:oddVBand="0" w:evenVBand="0" w:oddHBand="0" w:evenHBand="1" w:firstRowFirstColumn="0" w:firstRowLastColumn="0" w:lastRowFirstColumn="0" w:lastRowLastColumn="0"/>
+              <w:rPr>
+                <w:rFonts w:hint="eastAsia"/>
+              </w:rPr>
             </w:pPr>
             <w:r>
               <w:rPr>
@@ -2306,6 +2541,11 @@
             <w:tcW w:w="2882" w:type="dxa"/>
           </w:tcPr>
           <w:p>
+            <w:pPr>
+              <w:rPr>
+                <w:rFonts w:hint="eastAsia"/>
+              </w:rPr>
+            </w:pPr>
             <w:r>
               <w:rPr>
                 <w:sz w:val="20"/>
@@ -2321,6 +2561,9 @@
           <w:p>
             <w:pPr>
               <w:cnfStyle w:val="000000100000" w:firstRow="0" w:lastRow="0" w:firstColumn="0" w:lastColumn="0" w:oddVBand="0" w:evenVBand="0" w:oddHBand="1" w:evenHBand="0" w:firstRowFirstColumn="0" w:firstRowLastColumn="0" w:lastRowFirstColumn="0" w:lastRowLastColumn="0"/>
+              <w:rPr>
+                <w:rFonts w:hint="eastAsia"/>
+              </w:rPr>
             </w:pPr>
             <w:r>
               <w:rPr>
@@ -2337,6 +2580,9 @@
           <w:p>
             <w:pPr>
               <w:cnfStyle w:val="000000100000" w:firstRow="0" w:lastRow="0" w:firstColumn="0" w:lastColumn="0" w:oddVBand="0" w:evenVBand="0" w:oddHBand="1" w:evenHBand="0" w:firstRowFirstColumn="0" w:firstRowLastColumn="0" w:lastRowFirstColumn="0" w:lastRowLastColumn="0"/>
+              <w:rPr>
+                <w:rFonts w:hint="eastAsia"/>
+              </w:rPr>
             </w:pPr>
             <w:r>
               <w:rPr>
@@ -2358,6 +2604,11 @@
             <w:tcW w:w="2882" w:type="dxa"/>
           </w:tcPr>
           <w:p>
+            <w:pPr>
+              <w:rPr>
+                <w:rFonts w:hint="eastAsia"/>
+              </w:rPr>
+            </w:pPr>
             <w:r>
               <w:rPr>
                 <w:sz w:val="20"/>
@@ -2373,6 +2624,9 @@
           <w:p>
             <w:pPr>
               <w:cnfStyle w:val="000000010000" w:firstRow="0" w:lastRow="0" w:firstColumn="0" w:lastColumn="0" w:oddVBand="0" w:evenVBand="0" w:oddHBand="0" w:evenHBand="1" w:firstRowFirstColumn="0" w:firstRowLastColumn="0" w:lastRowFirstColumn="0" w:lastRowLastColumn="0"/>
+              <w:rPr>
+                <w:rFonts w:hint="eastAsia"/>
+              </w:rPr>
             </w:pPr>
             <w:r>
               <w:rPr>
@@ -2390,6 +2644,7 @@
             <w:pPr>
               <w:cnfStyle w:val="000000010000" w:firstRow="0" w:lastRow="0" w:firstColumn="0" w:lastColumn="0" w:oddVBand="0" w:evenVBand="0" w:oddHBand="0" w:evenHBand="1" w:firstRowFirstColumn="0" w:firstRowLastColumn="0" w:lastRowFirstColumn="0" w:lastRowLastColumn="0"/>
               <w:rPr>
+                <w:rFonts w:hint="eastAsia"/>
                 <w:lang w:eastAsia="zh-CN"/>
               </w:rPr>
             </w:pPr>
@@ -2407,6 +2662,7 @@
     <w:p>
       <w:pPr>
         <w:rPr>
+          <w:rFonts w:hint="eastAsia"/>
           <w:lang w:eastAsia="zh-CN"/>
         </w:rPr>
       </w:pPr>
@@ -2427,6 +2683,9 @@
       <w:pPr>
         <w:spacing w:after="120"/>
         <w:ind w:firstLine="420"/>
+        <w:rPr>
+          <w:rFonts w:hint="eastAsia"/>
+        </w:rPr>
       </w:pPr>
       <w:r>
         <w:t>鸿蒙端通过 common/api.js 中的 uni.request 进行 HTTP 通信，与后端 Docker 网关交互。API 地址按以下优先级读取：</w:t>
@@ -2436,6 +2695,9 @@
       <w:pPr>
         <w:spacing w:before="80" w:after="80"/>
         <w:ind w:left="283"/>
+        <w:rPr>
+          <w:rFonts w:hint="eastAsia"/>
+        </w:rPr>
       </w:pPr>
       <w:r>
         <w:rPr>
@@ -2550,6 +2812,7 @@
       <w:pPr>
         <w:spacing w:after="120"/>
         <w:rPr>
+          <w:rFonts w:hint="eastAsia"/>
           <w:lang w:eastAsia="zh-CN"/>
         </w:rPr>
       </w:pPr>
@@ -2581,6 +2844,9 @@
       <w:pPr>
         <w:spacing w:after="120"/>
         <w:ind w:firstLine="420"/>
+        <w:rPr>
+          <w:rFonts w:hint="eastAsia"/>
+        </w:rPr>
       </w:pPr>
       <w:r>
         <w:t>当鸿蒙模拟器无法连接后端时，common/content.js 提供了完整的降级数据，确保页面不白屏：</w:t>
@@ -2610,6 +2876,9 @@
           <w:p>
             <w:pPr>
               <w:jc w:val="center"/>
+              <w:rPr>
+                <w:rFonts w:hint="eastAsia"/>
+              </w:rPr>
             </w:pPr>
             <w:r>
               <w:rPr>
@@ -2627,6 +2896,9 @@
             <w:pPr>
               <w:jc w:val="center"/>
               <w:cnfStyle w:val="100000000000" w:firstRow="1" w:lastRow="0" w:firstColumn="0" w:lastColumn="0" w:oddVBand="0" w:evenVBand="0" w:oddHBand="0" w:evenHBand="0" w:firstRowFirstColumn="0" w:firstRowLastColumn="0" w:lastRowFirstColumn="0" w:lastRowLastColumn="0"/>
+              <w:rPr>
+                <w:rFonts w:hint="eastAsia"/>
+              </w:rPr>
             </w:pPr>
             <w:r>
               <w:rPr>
@@ -2648,6 +2920,11 @@
             <w:tcW w:w="4323" w:type="dxa"/>
           </w:tcPr>
           <w:p>
+            <w:pPr>
+              <w:rPr>
+                <w:rFonts w:hint="eastAsia"/>
+              </w:rPr>
+            </w:pPr>
             <w:r>
               <w:rPr>
                 <w:sz w:val="20"/>
@@ -2664,6 +2941,7 @@
             <w:pPr>
               <w:cnfStyle w:val="000000100000" w:firstRow="0" w:lastRow="0" w:firstColumn="0" w:lastColumn="0" w:oddVBand="0" w:evenVBand="0" w:oddHBand="1" w:evenHBand="0" w:firstRowFirstColumn="0" w:firstRowLastColumn="0" w:lastRowFirstColumn="0" w:lastRowLastColumn="0"/>
               <w:rPr>
+                <w:rFonts w:hint="eastAsia"/>
                 <w:lang w:eastAsia="zh-CN"/>
               </w:rPr>
             </w:pPr>
@@ -2688,6 +2966,11 @@
             <w:tcW w:w="4323" w:type="dxa"/>
           </w:tcPr>
           <w:p>
+            <w:pPr>
+              <w:rPr>
+                <w:rFonts w:hint="eastAsia"/>
+              </w:rPr>
+            </w:pPr>
             <w:r>
               <w:rPr>
                 <w:sz w:val="20"/>
@@ -2704,6 +2987,7 @@
             <w:pPr>
               <w:cnfStyle w:val="000000010000" w:firstRow="0" w:lastRow="0" w:firstColumn="0" w:lastColumn="0" w:oddVBand="0" w:evenVBand="0" w:oddHBand="0" w:evenHBand="1" w:firstRowFirstColumn="0" w:firstRowLastColumn="0" w:lastRowFirstColumn="0" w:lastRowLastColumn="0"/>
               <w:rPr>
+                <w:rFonts w:hint="eastAsia"/>
                 <w:lang w:eastAsia="zh-CN"/>
               </w:rPr>
             </w:pPr>
@@ -2728,6 +3012,11 @@
             <w:tcW w:w="4323" w:type="dxa"/>
           </w:tcPr>
           <w:p>
+            <w:pPr>
+              <w:rPr>
+                <w:rFonts w:hint="eastAsia"/>
+              </w:rPr>
+            </w:pPr>
             <w:r>
               <w:rPr>
                 <w:sz w:val="20"/>
@@ -2744,6 +3033,7 @@
             <w:pPr>
               <w:cnfStyle w:val="000000100000" w:firstRow="0" w:lastRow="0" w:firstColumn="0" w:lastColumn="0" w:oddVBand="0" w:evenVBand="0" w:oddHBand="1" w:evenHBand="0" w:firstRowFirstColumn="0" w:firstRowLastColumn="0" w:lastRowFirstColumn="0" w:lastRowLastColumn="0"/>
               <w:rPr>
+                <w:rFonts w:hint="eastAsia"/>
                 <w:lang w:eastAsia="zh-CN"/>
               </w:rPr>
             </w:pPr>
@@ -2768,6 +3058,11 @@
             <w:tcW w:w="4323" w:type="dxa"/>
           </w:tcPr>
           <w:p>
+            <w:pPr>
+              <w:rPr>
+                <w:rFonts w:hint="eastAsia"/>
+              </w:rPr>
+            </w:pPr>
             <w:r>
               <w:rPr>
                 <w:sz w:val="20"/>
@@ -2784,6 +3079,7 @@
             <w:pPr>
               <w:cnfStyle w:val="000000010000" w:firstRow="0" w:lastRow="0" w:firstColumn="0" w:lastColumn="0" w:oddVBand="0" w:evenVBand="0" w:oddHBand="0" w:evenHBand="1" w:firstRowFirstColumn="0" w:firstRowLastColumn="0" w:lastRowFirstColumn="0" w:lastRowLastColumn="0"/>
               <w:rPr>
+                <w:rFonts w:hint="eastAsia"/>
                 <w:lang w:eastAsia="zh-CN"/>
               </w:rPr>
             </w:pPr>
@@ -2801,6 +3097,7 @@
     <w:p>
       <w:pPr>
         <w:rPr>
+          <w:rFonts w:hint="eastAsia"/>
           <w:lang w:eastAsia="zh-CN"/>
         </w:rPr>
       </w:pPr>
@@ -2808,6 +3105,9 @@
     <w:p>
       <w:pPr>
         <w:spacing w:after="120"/>
+        <w:rPr>
+          <w:rFonts w:hint="eastAsia"/>
+        </w:rPr>
       </w:pPr>
       <w:r>
         <w:rPr>
@@ -2840,6 +3140,9 @@
           <w:p>
             <w:pPr>
               <w:jc w:val="center"/>
+              <w:rPr>
+                <w:rFonts w:hint="eastAsia"/>
+              </w:rPr>
             </w:pPr>
             <w:r>
               <w:rPr>
@@ -2857,6 +3160,9 @@
             <w:pPr>
               <w:jc w:val="center"/>
               <w:cnfStyle w:val="100000000000" w:firstRow="1" w:lastRow="0" w:firstColumn="0" w:lastColumn="0" w:oddVBand="0" w:evenVBand="0" w:oddHBand="0" w:evenHBand="0" w:firstRowFirstColumn="0" w:firstRowLastColumn="0" w:lastRowFirstColumn="0" w:lastRowLastColumn="0"/>
+              <w:rPr>
+                <w:rFonts w:hint="eastAsia"/>
+              </w:rPr>
             </w:pPr>
             <w:r>
               <w:rPr>
@@ -2878,6 +3184,11 @@
             <w:tcW w:w="4323" w:type="dxa"/>
           </w:tcPr>
           <w:p>
+            <w:pPr>
+              <w:rPr>
+                <w:rFonts w:hint="eastAsia"/>
+              </w:rPr>
+            </w:pPr>
             <w:r>
               <w:rPr>
                 <w:sz w:val="20"/>
@@ -2894,6 +3205,7 @@
             <w:pPr>
               <w:cnfStyle w:val="000000100000" w:firstRow="0" w:lastRow="0" w:firstColumn="0" w:lastColumn="0" w:oddVBand="0" w:evenVBand="0" w:oddHBand="1" w:evenHBand="0" w:firstRowFirstColumn="0" w:firstRowLastColumn="0" w:lastRowFirstColumn="0" w:lastRowLastColumn="0"/>
               <w:rPr>
+                <w:rFonts w:hint="eastAsia"/>
                 <w:lang w:eastAsia="zh-CN"/>
               </w:rPr>
             </w:pPr>
@@ -2918,6 +3230,11 @@
             <w:tcW w:w="4323" w:type="dxa"/>
           </w:tcPr>
           <w:p>
+            <w:pPr>
+              <w:rPr>
+                <w:rFonts w:hint="eastAsia"/>
+              </w:rPr>
+            </w:pPr>
             <w:r>
               <w:rPr>
                 <w:sz w:val="20"/>
@@ -2934,6 +3251,7 @@
             <w:pPr>
               <w:cnfStyle w:val="000000010000" w:firstRow="0" w:lastRow="0" w:firstColumn="0" w:lastColumn="0" w:oddVBand="0" w:evenVBand="0" w:oddHBand="0" w:evenHBand="1" w:firstRowFirstColumn="0" w:firstRowLastColumn="0" w:lastRowFirstColumn="0" w:lastRowLastColumn="0"/>
               <w:rPr>
+                <w:rFonts w:hint="eastAsia"/>
                 <w:lang w:eastAsia="zh-CN"/>
               </w:rPr>
             </w:pPr>
@@ -2958,6 +3276,11 @@
             <w:tcW w:w="4323" w:type="dxa"/>
           </w:tcPr>
           <w:p>
+            <w:pPr>
+              <w:rPr>
+                <w:rFonts w:hint="eastAsia"/>
+              </w:rPr>
+            </w:pPr>
             <w:r>
               <w:rPr>
                 <w:sz w:val="20"/>
@@ -2974,6 +3297,7 @@
             <w:pPr>
               <w:cnfStyle w:val="000000100000" w:firstRow="0" w:lastRow="0" w:firstColumn="0" w:lastColumn="0" w:oddVBand="0" w:evenVBand="0" w:oddHBand="1" w:evenHBand="0" w:firstRowFirstColumn="0" w:firstRowLastColumn="0" w:lastRowFirstColumn="0" w:lastRowLastColumn="0"/>
               <w:rPr>
+                <w:rFonts w:hint="eastAsia"/>
                 <w:lang w:eastAsia="zh-CN"/>
               </w:rPr>
             </w:pPr>
@@ -2998,6 +3322,11 @@
             <w:tcW w:w="4323" w:type="dxa"/>
           </w:tcPr>
           <w:p>
+            <w:pPr>
+              <w:rPr>
+                <w:rFonts w:hint="eastAsia"/>
+              </w:rPr>
+            </w:pPr>
             <w:r>
               <w:rPr>
                 <w:sz w:val="20"/>
@@ -3013,6 +3342,9 @@
           <w:p>
             <w:pPr>
               <w:cnfStyle w:val="000000010000" w:firstRow="0" w:lastRow="0" w:firstColumn="0" w:lastColumn="0" w:oddVBand="0" w:evenVBand="0" w:oddHBand="0" w:evenHBand="1" w:firstRowFirstColumn="0" w:firstRowLastColumn="0" w:lastRowFirstColumn="0" w:lastRowLastColumn="0"/>
+              <w:rPr>
+                <w:rFonts w:hint="eastAsia"/>
+              </w:rPr>
             </w:pPr>
             <w:r>
               <w:rPr>
@@ -3034,6 +3366,11 @@
             <w:tcW w:w="4323" w:type="dxa"/>
           </w:tcPr>
           <w:p>
+            <w:pPr>
+              <w:rPr>
+                <w:rFonts w:hint="eastAsia"/>
+              </w:rPr>
+            </w:pPr>
             <w:r>
               <w:rPr>
                 <w:sz w:val="20"/>
@@ -3050,6 +3387,7 @@
             <w:pPr>
               <w:cnfStyle w:val="000000100000" w:firstRow="0" w:lastRow="0" w:firstColumn="0" w:lastColumn="0" w:oddVBand="0" w:evenVBand="0" w:oddHBand="1" w:evenHBand="0" w:firstRowFirstColumn="0" w:firstRowLastColumn="0" w:lastRowFirstColumn="0" w:lastRowLastColumn="0"/>
               <w:rPr>
+                <w:rFonts w:hint="eastAsia"/>
                 <w:lang w:eastAsia="zh-CN"/>
               </w:rPr>
             </w:pPr>
@@ -3074,6 +3412,11 @@
             <w:tcW w:w="4323" w:type="dxa"/>
           </w:tcPr>
           <w:p>
+            <w:pPr>
+              <w:rPr>
+                <w:rFonts w:hint="eastAsia"/>
+              </w:rPr>
+            </w:pPr>
             <w:r>
               <w:rPr>
                 <w:sz w:val="20"/>
@@ -3089,6 +3432,9 @@
           <w:p>
             <w:pPr>
               <w:cnfStyle w:val="000000010000" w:firstRow="0" w:lastRow="0" w:firstColumn="0" w:lastColumn="0" w:oddVBand="0" w:evenVBand="0" w:oddHBand="0" w:evenHBand="1" w:firstRowFirstColumn="0" w:firstRowLastColumn="0" w:lastRowFirstColumn="0" w:lastRowLastColumn="0"/>
+              <w:rPr>
+                <w:rFonts w:hint="eastAsia"/>
+              </w:rPr>
             </w:pPr>
             <w:r>
               <w:rPr>
@@ -3100,7 +3446,13 @@
         </w:tc>
       </w:tr>
     </w:tbl>
-    <w:p/>
+    <w:p>
+      <w:pPr>
+        <w:rPr>
+          <w:rFonts w:hint="eastAsia"/>
+        </w:rPr>
+      </w:pPr>
+    </w:p>
     <w:p>
       <w:pPr>
         <w:pStyle w:val="1"/>
@@ -3118,6 +3470,7 @@
         <w:spacing w:after="120"/>
         <w:ind w:firstLine="420"/>
         <w:rPr>
+          <w:rFonts w:hint="eastAsia"/>
           <w:lang w:eastAsia="zh-CN"/>
         </w:rPr>
       </w:pPr>
@@ -3153,6 +3506,9 @@
           <w:p>
             <w:pPr>
               <w:jc w:val="center"/>
+              <w:rPr>
+                <w:rFonts w:hint="eastAsia"/>
+              </w:rPr>
             </w:pPr>
             <w:r>
               <w:rPr>
@@ -3170,6 +3526,9 @@
             <w:pPr>
               <w:jc w:val="center"/>
               <w:cnfStyle w:val="100000000000" w:firstRow="1" w:lastRow="0" w:firstColumn="0" w:lastColumn="0" w:oddVBand="0" w:evenVBand="0" w:oddHBand="0" w:evenHBand="0" w:firstRowFirstColumn="0" w:firstRowLastColumn="0" w:lastRowFirstColumn="0" w:lastRowLastColumn="0"/>
+              <w:rPr>
+                <w:rFonts w:hint="eastAsia"/>
+              </w:rPr>
             </w:pPr>
             <w:r>
               <w:rPr>
@@ -3187,6 +3546,9 @@
             <w:pPr>
               <w:jc w:val="center"/>
               <w:cnfStyle w:val="100000000000" w:firstRow="1" w:lastRow="0" w:firstColumn="0" w:lastColumn="0" w:oddVBand="0" w:evenVBand="0" w:oddHBand="0" w:evenHBand="0" w:firstRowFirstColumn="0" w:firstRowLastColumn="0" w:lastRowFirstColumn="0" w:lastRowLastColumn="0"/>
+              <w:rPr>
+                <w:rFonts w:hint="eastAsia"/>
+              </w:rPr>
             </w:pPr>
             <w:r>
               <w:rPr>
@@ -3208,6 +3570,11 @@
             <w:tcW w:w="2882" w:type="dxa"/>
           </w:tcPr>
           <w:p>
+            <w:pPr>
+              <w:rPr>
+                <w:rFonts w:hint="eastAsia"/>
+              </w:rPr>
+            </w:pPr>
             <w:r>
               <w:rPr>
                 <w:sz w:val="20"/>
@@ -3223,6 +3590,9 @@
           <w:p>
             <w:pPr>
               <w:cnfStyle w:val="000000100000" w:firstRow="0" w:lastRow="0" w:firstColumn="0" w:lastColumn="0" w:oddVBand="0" w:evenVBand="0" w:oddHBand="1" w:evenHBand="0" w:firstRowFirstColumn="0" w:firstRowLastColumn="0" w:lastRowFirstColumn="0" w:lastRowLastColumn="0"/>
+              <w:rPr>
+                <w:rFonts w:hint="eastAsia"/>
+              </w:rPr>
             </w:pPr>
             <w:r>
               <w:rPr>
@@ -3239,6 +3609,9 @@
           <w:p>
             <w:pPr>
               <w:cnfStyle w:val="000000100000" w:firstRow="0" w:lastRow="0" w:firstColumn="0" w:lastColumn="0" w:oddVBand="0" w:evenVBand="0" w:oddHBand="1" w:evenHBand="0" w:firstRowFirstColumn="0" w:firstRowLastColumn="0" w:lastRowFirstColumn="0" w:lastRowLastColumn="0"/>
+              <w:rPr>
+                <w:rFonts w:hint="eastAsia"/>
+              </w:rPr>
             </w:pPr>
             <w:r>
               <w:rPr>
@@ -3260,6 +3633,11 @@
             <w:tcW w:w="2882" w:type="dxa"/>
           </w:tcPr>
           <w:p>
+            <w:pPr>
+              <w:rPr>
+                <w:rFonts w:hint="eastAsia"/>
+              </w:rPr>
+            </w:pPr>
             <w:r>
               <w:rPr>
                 <w:sz w:val="20"/>
@@ -3275,6 +3653,9 @@
           <w:p>
             <w:pPr>
               <w:cnfStyle w:val="000000010000" w:firstRow="0" w:lastRow="0" w:firstColumn="0" w:lastColumn="0" w:oddVBand="0" w:evenVBand="0" w:oddHBand="0" w:evenHBand="1" w:firstRowFirstColumn="0" w:firstRowLastColumn="0" w:lastRowFirstColumn="0" w:lastRowLastColumn="0"/>
+              <w:rPr>
+                <w:rFonts w:hint="eastAsia"/>
+              </w:rPr>
             </w:pPr>
             <w:r>
               <w:rPr>
@@ -3291,6 +3672,9 @@
           <w:p>
             <w:pPr>
               <w:cnfStyle w:val="000000010000" w:firstRow="0" w:lastRow="0" w:firstColumn="0" w:lastColumn="0" w:oddVBand="0" w:evenVBand="0" w:oddHBand="0" w:evenHBand="1" w:firstRowFirstColumn="0" w:firstRowLastColumn="0" w:lastRowFirstColumn="0" w:lastRowLastColumn="0"/>
+              <w:rPr>
+                <w:rFonts w:hint="eastAsia"/>
+              </w:rPr>
             </w:pPr>
             <w:r>
               <w:rPr>
@@ -3312,6 +3696,11 @@
             <w:tcW w:w="2882" w:type="dxa"/>
           </w:tcPr>
           <w:p>
+            <w:pPr>
+              <w:rPr>
+                <w:rFonts w:hint="eastAsia"/>
+              </w:rPr>
+            </w:pPr>
             <w:r>
               <w:rPr>
                 <w:sz w:val="20"/>
@@ -3327,6 +3716,9 @@
           <w:p>
             <w:pPr>
               <w:cnfStyle w:val="000000100000" w:firstRow="0" w:lastRow="0" w:firstColumn="0" w:lastColumn="0" w:oddVBand="0" w:evenVBand="0" w:oddHBand="1" w:evenHBand="0" w:firstRowFirstColumn="0" w:firstRowLastColumn="0" w:lastRowFirstColumn="0" w:lastRowLastColumn="0"/>
+              <w:rPr>
+                <w:rFonts w:hint="eastAsia"/>
+              </w:rPr>
             </w:pPr>
             <w:r>
               <w:rPr>
@@ -3343,6 +3735,9 @@
           <w:p>
             <w:pPr>
               <w:cnfStyle w:val="000000100000" w:firstRow="0" w:lastRow="0" w:firstColumn="0" w:lastColumn="0" w:oddVBand="0" w:evenVBand="0" w:oddHBand="1" w:evenHBand="0" w:firstRowFirstColumn="0" w:firstRowLastColumn="0" w:lastRowFirstColumn="0" w:lastRowLastColumn="0"/>
+              <w:rPr>
+                <w:rFonts w:hint="eastAsia"/>
+              </w:rPr>
             </w:pPr>
             <w:r>
               <w:rPr>
@@ -3364,6 +3759,11 @@
             <w:tcW w:w="2882" w:type="dxa"/>
           </w:tcPr>
           <w:p>
+            <w:pPr>
+              <w:rPr>
+                <w:rFonts w:hint="eastAsia"/>
+              </w:rPr>
+            </w:pPr>
             <w:r>
               <w:rPr>
                 <w:sz w:val="20"/>
@@ -3379,6 +3779,9 @@
           <w:p>
             <w:pPr>
               <w:cnfStyle w:val="000000010000" w:firstRow="0" w:lastRow="0" w:firstColumn="0" w:lastColumn="0" w:oddVBand="0" w:evenVBand="0" w:oddHBand="0" w:evenHBand="1" w:firstRowFirstColumn="0" w:firstRowLastColumn="0" w:lastRowFirstColumn="0" w:lastRowLastColumn="0"/>
+              <w:rPr>
+                <w:rFonts w:hint="eastAsia"/>
+              </w:rPr>
             </w:pPr>
             <w:r>
               <w:rPr>
@@ -3395,6 +3798,9 @@
           <w:p>
             <w:pPr>
               <w:cnfStyle w:val="000000010000" w:firstRow="0" w:lastRow="0" w:firstColumn="0" w:lastColumn="0" w:oddVBand="0" w:evenVBand="0" w:oddHBand="0" w:evenHBand="1" w:firstRowFirstColumn="0" w:firstRowLastColumn="0" w:lastRowFirstColumn="0" w:lastRowLastColumn="0"/>
+              <w:rPr>
+                <w:rFonts w:hint="eastAsia"/>
+              </w:rPr>
             </w:pPr>
             <w:r>
               <w:rPr>
@@ -3416,6 +3822,11 @@
             <w:tcW w:w="2882" w:type="dxa"/>
           </w:tcPr>
           <w:p>
+            <w:pPr>
+              <w:rPr>
+                <w:rFonts w:hint="eastAsia"/>
+              </w:rPr>
+            </w:pPr>
             <w:r>
               <w:rPr>
                 <w:sz w:val="20"/>
@@ -3431,6 +3842,9 @@
           <w:p>
             <w:pPr>
               <w:cnfStyle w:val="000000100000" w:firstRow="0" w:lastRow="0" w:firstColumn="0" w:lastColumn="0" w:oddVBand="0" w:evenVBand="0" w:oddHBand="1" w:evenHBand="0" w:firstRowFirstColumn="0" w:firstRowLastColumn="0" w:lastRowFirstColumn="0" w:lastRowLastColumn="0"/>
+              <w:rPr>
+                <w:rFonts w:hint="eastAsia"/>
+              </w:rPr>
             </w:pPr>
             <w:r>
               <w:rPr>
@@ -3447,6 +3861,9 @@
           <w:p>
             <w:pPr>
               <w:cnfStyle w:val="000000100000" w:firstRow="0" w:lastRow="0" w:firstColumn="0" w:lastColumn="0" w:oddVBand="0" w:evenVBand="0" w:oddHBand="1" w:evenHBand="0" w:firstRowFirstColumn="0" w:firstRowLastColumn="0" w:lastRowFirstColumn="0" w:lastRowLastColumn="0"/>
+              <w:rPr>
+                <w:rFonts w:hint="eastAsia"/>
+              </w:rPr>
             </w:pPr>
             <w:r>
               <w:rPr>
@@ -3468,6 +3885,11 @@
             <w:tcW w:w="2882" w:type="dxa"/>
           </w:tcPr>
           <w:p>
+            <w:pPr>
+              <w:rPr>
+                <w:rFonts w:hint="eastAsia"/>
+              </w:rPr>
+            </w:pPr>
             <w:r>
               <w:rPr>
                 <w:sz w:val="20"/>
@@ -3483,6 +3905,9 @@
           <w:p>
             <w:pPr>
               <w:cnfStyle w:val="000000010000" w:firstRow="0" w:lastRow="0" w:firstColumn="0" w:lastColumn="0" w:oddVBand="0" w:evenVBand="0" w:oddHBand="0" w:evenHBand="1" w:firstRowFirstColumn="0" w:firstRowLastColumn="0" w:lastRowFirstColumn="0" w:lastRowLastColumn="0"/>
+              <w:rPr>
+                <w:rFonts w:hint="eastAsia"/>
+              </w:rPr>
             </w:pPr>
             <w:r>
               <w:rPr>
@@ -3499,6 +3924,9 @@
           <w:p>
             <w:pPr>
               <w:cnfStyle w:val="000000010000" w:firstRow="0" w:lastRow="0" w:firstColumn="0" w:lastColumn="0" w:oddVBand="0" w:evenVBand="0" w:oddHBand="0" w:evenHBand="1" w:firstRowFirstColumn="0" w:firstRowLastColumn="0" w:lastRowFirstColumn="0" w:lastRowLastColumn="0"/>
+              <w:rPr>
+                <w:rFonts w:hint="eastAsia"/>
+              </w:rPr>
             </w:pPr>
             <w:r>
               <w:rPr>
@@ -3520,6 +3948,11 @@
             <w:tcW w:w="2882" w:type="dxa"/>
           </w:tcPr>
           <w:p>
+            <w:pPr>
+              <w:rPr>
+                <w:rFonts w:hint="eastAsia"/>
+              </w:rPr>
+            </w:pPr>
             <w:r>
               <w:rPr>
                 <w:sz w:val="20"/>
@@ -3535,6 +3968,9 @@
           <w:p>
             <w:pPr>
               <w:cnfStyle w:val="000000100000" w:firstRow="0" w:lastRow="0" w:firstColumn="0" w:lastColumn="0" w:oddVBand="0" w:evenVBand="0" w:oddHBand="1" w:evenHBand="0" w:firstRowFirstColumn="0" w:firstRowLastColumn="0" w:lastRowFirstColumn="0" w:lastRowLastColumn="0"/>
+              <w:rPr>
+                <w:rFonts w:hint="eastAsia"/>
+              </w:rPr>
             </w:pPr>
             <w:r>
               <w:rPr>
@@ -3551,6 +3987,9 @@
           <w:p>
             <w:pPr>
               <w:cnfStyle w:val="000000100000" w:firstRow="0" w:lastRow="0" w:firstColumn="0" w:lastColumn="0" w:oddVBand="0" w:evenVBand="0" w:oddHBand="1" w:evenHBand="0" w:firstRowFirstColumn="0" w:firstRowLastColumn="0" w:lastRowFirstColumn="0" w:lastRowLastColumn="0"/>
+              <w:rPr>
+                <w:rFonts w:hint="eastAsia"/>
+              </w:rPr>
             </w:pPr>
             <w:r>
               <w:rPr>
@@ -3572,6 +4011,11 @@
             <w:tcW w:w="2882" w:type="dxa"/>
           </w:tcPr>
           <w:p>
+            <w:pPr>
+              <w:rPr>
+                <w:rFonts w:hint="eastAsia"/>
+              </w:rPr>
+            </w:pPr>
             <w:r>
               <w:rPr>
                 <w:sz w:val="20"/>
@@ -3587,6 +4031,9 @@
           <w:p>
             <w:pPr>
               <w:cnfStyle w:val="000000010000" w:firstRow="0" w:lastRow="0" w:firstColumn="0" w:lastColumn="0" w:oddVBand="0" w:evenVBand="0" w:oddHBand="0" w:evenHBand="1" w:firstRowFirstColumn="0" w:firstRowLastColumn="0" w:lastRowFirstColumn="0" w:lastRowLastColumn="0"/>
+              <w:rPr>
+                <w:rFonts w:hint="eastAsia"/>
+              </w:rPr>
             </w:pPr>
             <w:r>
               <w:rPr>
@@ -3603,6 +4050,9 @@
           <w:p>
             <w:pPr>
               <w:cnfStyle w:val="000000010000" w:firstRow="0" w:lastRow="0" w:firstColumn="0" w:lastColumn="0" w:oddVBand="0" w:evenVBand="0" w:oddHBand="0" w:evenHBand="1" w:firstRowFirstColumn="0" w:firstRowLastColumn="0" w:lastRowFirstColumn="0" w:lastRowLastColumn="0"/>
+              <w:rPr>
+                <w:rFonts w:hint="eastAsia"/>
+              </w:rPr>
             </w:pPr>
             <w:r>
               <w:rPr>
@@ -3624,6 +4074,11 @@
             <w:tcW w:w="2882" w:type="dxa"/>
           </w:tcPr>
           <w:p>
+            <w:pPr>
+              <w:rPr>
+                <w:rFonts w:hint="eastAsia"/>
+              </w:rPr>
+            </w:pPr>
             <w:r>
               <w:rPr>
                 <w:sz w:val="20"/>
@@ -3639,6 +4094,9 @@
           <w:p>
             <w:pPr>
               <w:cnfStyle w:val="000000100000" w:firstRow="0" w:lastRow="0" w:firstColumn="0" w:lastColumn="0" w:oddVBand="0" w:evenVBand="0" w:oddHBand="1" w:evenHBand="0" w:firstRowFirstColumn="0" w:firstRowLastColumn="0" w:lastRowFirstColumn="0" w:lastRowLastColumn="0"/>
+              <w:rPr>
+                <w:rFonts w:hint="eastAsia"/>
+              </w:rPr>
             </w:pPr>
             <w:r>
               <w:rPr>
@@ -3655,6 +4113,9 @@
           <w:p>
             <w:pPr>
               <w:cnfStyle w:val="000000100000" w:firstRow="0" w:lastRow="0" w:firstColumn="0" w:lastColumn="0" w:oddVBand="0" w:evenVBand="0" w:oddHBand="1" w:evenHBand="0" w:firstRowFirstColumn="0" w:firstRowLastColumn="0" w:lastRowFirstColumn="0" w:lastRowLastColumn="0"/>
+              <w:rPr>
+                <w:rFonts w:hint="eastAsia"/>
+              </w:rPr>
             </w:pPr>
             <w:r>
               <w:rPr>
@@ -3676,6 +4137,11 @@
             <w:tcW w:w="2882" w:type="dxa"/>
           </w:tcPr>
           <w:p>
+            <w:pPr>
+              <w:rPr>
+                <w:rFonts w:hint="eastAsia"/>
+              </w:rPr>
+            </w:pPr>
             <w:r>
               <w:rPr>
                 <w:sz w:val="20"/>
@@ -3691,6 +4157,9 @@
           <w:p>
             <w:pPr>
               <w:cnfStyle w:val="000000010000" w:firstRow="0" w:lastRow="0" w:firstColumn="0" w:lastColumn="0" w:oddVBand="0" w:evenVBand="0" w:oddHBand="0" w:evenHBand="1" w:firstRowFirstColumn="0" w:firstRowLastColumn="0" w:lastRowFirstColumn="0" w:lastRowLastColumn="0"/>
+              <w:rPr>
+                <w:rFonts w:hint="eastAsia"/>
+              </w:rPr>
             </w:pPr>
             <w:r>
               <w:rPr>
@@ -3707,6 +4176,9 @@
           <w:p>
             <w:pPr>
               <w:cnfStyle w:val="000000010000" w:firstRow="0" w:lastRow="0" w:firstColumn="0" w:lastColumn="0" w:oddVBand="0" w:evenVBand="0" w:oddHBand="0" w:evenHBand="1" w:firstRowFirstColumn="0" w:firstRowLastColumn="0" w:lastRowFirstColumn="0" w:lastRowLastColumn="0"/>
+              <w:rPr>
+                <w:rFonts w:hint="eastAsia"/>
+              </w:rPr>
             </w:pPr>
             <w:r>
               <w:rPr>
@@ -3728,6 +4200,11 @@
             <w:tcW w:w="2882" w:type="dxa"/>
           </w:tcPr>
           <w:p>
+            <w:pPr>
+              <w:rPr>
+                <w:rFonts w:hint="eastAsia"/>
+              </w:rPr>
+            </w:pPr>
             <w:r>
               <w:rPr>
                 <w:sz w:val="20"/>
@@ -3743,6 +4220,9 @@
           <w:p>
             <w:pPr>
               <w:cnfStyle w:val="000000100000" w:firstRow="0" w:lastRow="0" w:firstColumn="0" w:lastColumn="0" w:oddVBand="0" w:evenVBand="0" w:oddHBand="1" w:evenHBand="0" w:firstRowFirstColumn="0" w:firstRowLastColumn="0" w:lastRowFirstColumn="0" w:lastRowLastColumn="0"/>
+              <w:rPr>
+                <w:rFonts w:hint="eastAsia"/>
+              </w:rPr>
             </w:pPr>
             <w:r>
               <w:rPr>
@@ -3759,6 +4239,9 @@
           <w:p>
             <w:pPr>
               <w:cnfStyle w:val="000000100000" w:firstRow="0" w:lastRow="0" w:firstColumn="0" w:lastColumn="0" w:oddVBand="0" w:evenVBand="0" w:oddHBand="1" w:evenHBand="0" w:firstRowFirstColumn="0" w:firstRowLastColumn="0" w:lastRowFirstColumn="0" w:lastRowLastColumn="0"/>
+              <w:rPr>
+                <w:rFonts w:hint="eastAsia"/>
+              </w:rPr>
             </w:pPr>
             <w:r>
               <w:rPr>
@@ -3780,6 +4263,11 @@
             <w:tcW w:w="2882" w:type="dxa"/>
           </w:tcPr>
           <w:p>
+            <w:pPr>
+              <w:rPr>
+                <w:rFonts w:hint="eastAsia"/>
+              </w:rPr>
+            </w:pPr>
             <w:r>
               <w:rPr>
                 <w:sz w:val="20"/>
@@ -3795,6 +4283,9 @@
           <w:p>
             <w:pPr>
               <w:cnfStyle w:val="000000010000" w:firstRow="0" w:lastRow="0" w:firstColumn="0" w:lastColumn="0" w:oddVBand="0" w:evenVBand="0" w:oddHBand="0" w:evenHBand="1" w:firstRowFirstColumn="0" w:firstRowLastColumn="0" w:lastRowFirstColumn="0" w:lastRowLastColumn="0"/>
+              <w:rPr>
+                <w:rFonts w:hint="eastAsia"/>
+              </w:rPr>
             </w:pPr>
             <w:r>
               <w:rPr>
@@ -3811,6 +4302,9 @@
           <w:p>
             <w:pPr>
               <w:cnfStyle w:val="000000010000" w:firstRow="0" w:lastRow="0" w:firstColumn="0" w:lastColumn="0" w:oddVBand="0" w:evenVBand="0" w:oddHBand="0" w:evenHBand="1" w:firstRowFirstColumn="0" w:firstRowLastColumn="0" w:lastRowFirstColumn="0" w:lastRowLastColumn="0"/>
+              <w:rPr>
+                <w:rFonts w:hint="eastAsia"/>
+              </w:rPr>
             </w:pPr>
             <w:r>
               <w:rPr>
@@ -3834,6 +4328,7 @@
           <w:p>
             <w:pPr>
               <w:rPr>
+                <w:rFonts w:hint="eastAsia"/>
                 <w:lang w:eastAsia="zh-CN"/>
               </w:rPr>
             </w:pPr>
@@ -3853,6 +4348,9 @@
           <w:p>
             <w:pPr>
               <w:cnfStyle w:val="000000100000" w:firstRow="0" w:lastRow="0" w:firstColumn="0" w:lastColumn="0" w:oddVBand="0" w:evenVBand="0" w:oddHBand="1" w:evenHBand="0" w:firstRowFirstColumn="0" w:firstRowLastColumn="0" w:lastRowFirstColumn="0" w:lastRowLastColumn="0"/>
+              <w:rPr>
+                <w:rFonts w:hint="eastAsia"/>
+              </w:rPr>
             </w:pPr>
             <w:r>
               <w:rPr>
@@ -3869,6 +4367,9 @@
           <w:p>
             <w:pPr>
               <w:cnfStyle w:val="000000100000" w:firstRow="0" w:lastRow="0" w:firstColumn="0" w:lastColumn="0" w:oddVBand="0" w:evenVBand="0" w:oddHBand="1" w:evenHBand="0" w:firstRowFirstColumn="0" w:firstRowLastColumn="0" w:lastRowFirstColumn="0" w:lastRowLastColumn="0"/>
+              <w:rPr>
+                <w:rFonts w:hint="eastAsia"/>
+              </w:rPr>
             </w:pPr>
             <w:r>
               <w:rPr>
@@ -3880,7 +4381,13 @@
         </w:tc>
       </w:tr>
     </w:tbl>
-    <w:p/>
+    <w:p>
+      <w:pPr>
+        <w:rPr>
+          <w:rFonts w:hint="eastAsia"/>
+        </w:rPr>
+      </w:pPr>
+    </w:p>
     <w:p>
       <w:pPr>
         <w:pStyle w:val="1"/>
@@ -3910,6 +4417,9 @@
       <w:pPr>
         <w:pStyle w:val="a0"/>
         <w:spacing w:after="40"/>
+        <w:rPr>
+          <w:rFonts w:hint="eastAsia"/>
+        </w:rPr>
       </w:pPr>
       <w:r>
         <w:t>用 DevEco Studio 或 HBuilderX 打开 frontend/apps/patient-mobile</w:t>
@@ -3920,6 +4430,7 @@
         <w:pStyle w:val="a0"/>
         <w:spacing w:after="40"/>
         <w:rPr>
+          <w:rFonts w:hint="eastAsia"/>
           <w:lang w:eastAsia="zh-CN"/>
         </w:rPr>
       </w:pPr>
@@ -3935,6 +4446,7 @@
         <w:pStyle w:val="a0"/>
         <w:spacing w:after="40"/>
         <w:rPr>
+          <w:rFonts w:hint="eastAsia"/>
           <w:lang w:eastAsia="zh-CN"/>
         </w:rPr>
       </w:pPr>
@@ -3950,6 +4462,7 @@
         <w:pStyle w:val="a0"/>
         <w:spacing w:after="40"/>
         <w:rPr>
+          <w:rFonts w:hint="eastAsia"/>
           <w:lang w:eastAsia="zh-CN"/>
         </w:rPr>
       </w:pPr>
@@ -3977,6 +4490,7 @@
         <w:spacing w:after="120"/>
         <w:ind w:firstLine="420"/>
         <w:rPr>
+          <w:rFonts w:hint="eastAsia"/>
           <w:lang w:eastAsia="zh-CN"/>
         </w:rPr>
       </w:pPr>
@@ -4011,6 +4525,7 @@
         <w:spacing w:after="120"/>
         <w:ind w:firstLine="420"/>
         <w:rPr>
+          <w:rFonts w:hint="eastAsia"/>
           <w:lang w:eastAsia="zh-CN"/>
         </w:rPr>
       </w:pPr>
@@ -4026,6 +4541,7 @@
         <w:pStyle w:val="a0"/>
         <w:spacing w:after="40"/>
         <w:rPr>
+          <w:rFonts w:hint="eastAsia"/>
           <w:lang w:eastAsia="zh-CN"/>
         </w:rPr>
       </w:pPr>
@@ -4041,6 +4557,7 @@
         <w:pStyle w:val="a0"/>
         <w:spacing w:after="40"/>
         <w:rPr>
+          <w:rFonts w:hint="eastAsia"/>
           <w:lang w:eastAsia="zh-CN"/>
         </w:rPr>
       </w:pPr>
@@ -4056,6 +4573,7 @@
         <w:pStyle w:val="a0"/>
         <w:spacing w:after="40"/>
         <w:rPr>
+          <w:rFonts w:hint="eastAsia"/>
           <w:lang w:eastAsia="zh-CN"/>
         </w:rPr>
       </w:pPr>
@@ -4071,6 +4589,7 @@
         <w:pStyle w:val="a0"/>
         <w:spacing w:after="40"/>
         <w:rPr>
+          <w:rFonts w:hint="eastAsia"/>
           <w:lang w:eastAsia="zh-CN"/>
         </w:rPr>
       </w:pPr>
@@ -4086,6 +4605,7 @@
         <w:pStyle w:val="a0"/>
         <w:spacing w:after="40"/>
         <w:rPr>
+          <w:rFonts w:hint="eastAsia"/>
           <w:lang w:eastAsia="zh-CN"/>
         </w:rPr>
       </w:pPr>
@@ -4133,6 +4653,9 @@
           <w:p>
             <w:pPr>
               <w:jc w:val="center"/>
+              <w:rPr>
+                <w:rFonts w:hint="eastAsia"/>
+              </w:rPr>
             </w:pPr>
             <w:r>
               <w:rPr>
@@ -4150,6 +4673,9 @@
             <w:pPr>
               <w:jc w:val="center"/>
               <w:cnfStyle w:val="100000000000" w:firstRow="1" w:lastRow="0" w:firstColumn="0" w:lastColumn="0" w:oddVBand="0" w:evenVBand="0" w:oddHBand="0" w:evenHBand="0" w:firstRowFirstColumn="0" w:firstRowLastColumn="0" w:lastRowFirstColumn="0" w:lastRowLastColumn="0"/>
+              <w:rPr>
+                <w:rFonts w:hint="eastAsia"/>
+              </w:rPr>
             </w:pPr>
             <w:r>
               <w:rPr>
@@ -4167,6 +4693,9 @@
             <w:pPr>
               <w:jc w:val="center"/>
               <w:cnfStyle w:val="100000000000" w:firstRow="1" w:lastRow="0" w:firstColumn="0" w:lastColumn="0" w:oddVBand="0" w:evenVBand="0" w:oddHBand="0" w:evenHBand="0" w:firstRowFirstColumn="0" w:firstRowLastColumn="0" w:lastRowFirstColumn="0" w:lastRowLastColumn="0"/>
+              <w:rPr>
+                <w:rFonts w:hint="eastAsia"/>
+              </w:rPr>
             </w:pPr>
             <w:r>
               <w:rPr>
@@ -4188,6 +4717,11 @@
             <w:tcW w:w="2882" w:type="dxa"/>
           </w:tcPr>
           <w:p>
+            <w:pPr>
+              <w:rPr>
+                <w:rFonts w:hint="eastAsia"/>
+              </w:rPr>
+            </w:pPr>
             <w:r>
               <w:rPr>
                 <w:sz w:val="20"/>
@@ -4203,6 +4737,9 @@
           <w:p>
             <w:pPr>
               <w:cnfStyle w:val="000000100000" w:firstRow="0" w:lastRow="0" w:firstColumn="0" w:lastColumn="0" w:oddVBand="0" w:evenVBand="0" w:oddHBand="1" w:evenHBand="0" w:firstRowFirstColumn="0" w:firstRowLastColumn="0" w:lastRowFirstColumn="0" w:lastRowLastColumn="0"/>
+              <w:rPr>
+                <w:rFonts w:hint="eastAsia"/>
+              </w:rPr>
             </w:pPr>
             <w:r>
               <w:rPr>
@@ -4219,6 +4756,9 @@
           <w:p>
             <w:pPr>
               <w:cnfStyle w:val="000000100000" w:firstRow="0" w:lastRow="0" w:firstColumn="0" w:lastColumn="0" w:oddVBand="0" w:evenVBand="0" w:oddHBand="1" w:evenHBand="0" w:firstRowFirstColumn="0" w:firstRowLastColumn="0" w:lastRowFirstColumn="0" w:lastRowLastColumn="0"/>
+              <w:rPr>
+                <w:rFonts w:hint="eastAsia"/>
+              </w:rPr>
             </w:pPr>
             <w:r>
               <w:rPr>
@@ -4240,6 +4780,11 @@
             <w:tcW w:w="2882" w:type="dxa"/>
           </w:tcPr>
           <w:p>
+            <w:pPr>
+              <w:rPr>
+                <w:rFonts w:hint="eastAsia"/>
+              </w:rPr>
+            </w:pPr>
             <w:r>
               <w:rPr>
                 <w:sz w:val="20"/>
@@ -4255,6 +4800,9 @@
           <w:p>
             <w:pPr>
               <w:cnfStyle w:val="000000010000" w:firstRow="0" w:lastRow="0" w:firstColumn="0" w:lastColumn="0" w:oddVBand="0" w:evenVBand="0" w:oddHBand="0" w:evenHBand="1" w:firstRowFirstColumn="0" w:firstRowLastColumn="0" w:lastRowFirstColumn="0" w:lastRowLastColumn="0"/>
+              <w:rPr>
+                <w:rFonts w:hint="eastAsia"/>
+              </w:rPr>
             </w:pPr>
             <w:r>
               <w:rPr>
@@ -4271,6 +4819,9 @@
           <w:p>
             <w:pPr>
               <w:cnfStyle w:val="000000010000" w:firstRow="0" w:lastRow="0" w:firstColumn="0" w:lastColumn="0" w:oddVBand="0" w:evenVBand="0" w:oddHBand="0" w:evenHBand="1" w:firstRowFirstColumn="0" w:firstRowLastColumn="0" w:lastRowFirstColumn="0" w:lastRowLastColumn="0"/>
+              <w:rPr>
+                <w:rFonts w:hint="eastAsia"/>
+              </w:rPr>
             </w:pPr>
             <w:r>
               <w:rPr>
@@ -4292,6 +4843,11 @@
             <w:tcW w:w="2882" w:type="dxa"/>
           </w:tcPr>
           <w:p>
+            <w:pPr>
+              <w:rPr>
+                <w:rFonts w:hint="eastAsia"/>
+              </w:rPr>
+            </w:pPr>
             <w:r>
               <w:rPr>
                 <w:sz w:val="20"/>
@@ -4307,6 +4863,9 @@
           <w:p>
             <w:pPr>
               <w:cnfStyle w:val="000000100000" w:firstRow="0" w:lastRow="0" w:firstColumn="0" w:lastColumn="0" w:oddVBand="0" w:evenVBand="0" w:oddHBand="1" w:evenHBand="0" w:firstRowFirstColumn="0" w:firstRowLastColumn="0" w:lastRowFirstColumn="0" w:lastRowLastColumn="0"/>
+              <w:rPr>
+                <w:rFonts w:hint="eastAsia"/>
+              </w:rPr>
             </w:pPr>
             <w:r>
               <w:rPr>
@@ -4323,6 +4882,9 @@
           <w:p>
             <w:pPr>
               <w:cnfStyle w:val="000000100000" w:firstRow="0" w:lastRow="0" w:firstColumn="0" w:lastColumn="0" w:oddVBand="0" w:evenVBand="0" w:oddHBand="1" w:evenHBand="0" w:firstRowFirstColumn="0" w:firstRowLastColumn="0" w:lastRowFirstColumn="0" w:lastRowLastColumn="0"/>
+              <w:rPr>
+                <w:rFonts w:hint="eastAsia"/>
+              </w:rPr>
             </w:pPr>
             <w:r>
               <w:rPr>
@@ -4344,6 +4906,11 @@
             <w:tcW w:w="2882" w:type="dxa"/>
           </w:tcPr>
           <w:p>
+            <w:pPr>
+              <w:rPr>
+                <w:rFonts w:hint="eastAsia"/>
+              </w:rPr>
+            </w:pPr>
             <w:r>
               <w:rPr>
                 <w:sz w:val="20"/>
@@ -4359,6 +4926,9 @@
           <w:p>
             <w:pPr>
               <w:cnfStyle w:val="000000010000" w:firstRow="0" w:lastRow="0" w:firstColumn="0" w:lastColumn="0" w:oddVBand="0" w:evenVBand="0" w:oddHBand="0" w:evenHBand="1" w:firstRowFirstColumn="0" w:firstRowLastColumn="0" w:lastRowFirstColumn="0" w:lastRowLastColumn="0"/>
+              <w:rPr>
+                <w:rFonts w:hint="eastAsia"/>
+              </w:rPr>
             </w:pPr>
             <w:r>
               <w:rPr>
@@ -4375,6 +4945,9 @@
           <w:p>
             <w:pPr>
               <w:cnfStyle w:val="000000010000" w:firstRow="0" w:lastRow="0" w:firstColumn="0" w:lastColumn="0" w:oddVBand="0" w:evenVBand="0" w:oddHBand="0" w:evenHBand="1" w:firstRowFirstColumn="0" w:firstRowLastColumn="0" w:lastRowFirstColumn="0" w:lastRowLastColumn="0"/>
+              <w:rPr>
+                <w:rFonts w:hint="eastAsia"/>
+              </w:rPr>
             </w:pPr>
             <w:r>
               <w:rPr>
@@ -4396,6 +4969,11 @@
             <w:tcW w:w="2882" w:type="dxa"/>
           </w:tcPr>
           <w:p>
+            <w:pPr>
+              <w:rPr>
+                <w:rFonts w:hint="eastAsia"/>
+              </w:rPr>
+            </w:pPr>
             <w:r>
               <w:rPr>
                 <w:sz w:val="20"/>
@@ -4411,6 +4989,9 @@
           <w:p>
             <w:pPr>
               <w:cnfStyle w:val="000000100000" w:firstRow="0" w:lastRow="0" w:firstColumn="0" w:lastColumn="0" w:oddVBand="0" w:evenVBand="0" w:oddHBand="1" w:evenHBand="0" w:firstRowFirstColumn="0" w:firstRowLastColumn="0" w:lastRowFirstColumn="0" w:lastRowLastColumn="0"/>
+              <w:rPr>
+                <w:rFonts w:hint="eastAsia"/>
+              </w:rPr>
             </w:pPr>
             <w:r>
               <w:rPr>
@@ -4427,6 +5008,9 @@
           <w:p>
             <w:pPr>
               <w:cnfStyle w:val="000000100000" w:firstRow="0" w:lastRow="0" w:firstColumn="0" w:lastColumn="0" w:oddVBand="0" w:evenVBand="0" w:oddHBand="1" w:evenHBand="0" w:firstRowFirstColumn="0" w:firstRowLastColumn="0" w:lastRowFirstColumn="0" w:lastRowLastColumn="0"/>
+              <w:rPr>
+                <w:rFonts w:hint="eastAsia"/>
+              </w:rPr>
             </w:pPr>
             <w:r>
               <w:rPr>
@@ -4448,6 +5032,11 @@
             <w:tcW w:w="2882" w:type="dxa"/>
           </w:tcPr>
           <w:p>
+            <w:pPr>
+              <w:rPr>
+                <w:rFonts w:hint="eastAsia"/>
+              </w:rPr>
+            </w:pPr>
             <w:r>
               <w:rPr>
                 <w:sz w:val="20"/>
@@ -4463,6 +5052,9 @@
           <w:p>
             <w:pPr>
               <w:cnfStyle w:val="000000010000" w:firstRow="0" w:lastRow="0" w:firstColumn="0" w:lastColumn="0" w:oddVBand="0" w:evenVBand="0" w:oddHBand="0" w:evenHBand="1" w:firstRowFirstColumn="0" w:firstRowLastColumn="0" w:lastRowFirstColumn="0" w:lastRowLastColumn="0"/>
+              <w:rPr>
+                <w:rFonts w:hint="eastAsia"/>
+              </w:rPr>
             </w:pPr>
             <w:r>
               <w:rPr>
@@ -4479,6 +5071,9 @@
           <w:p>
             <w:pPr>
               <w:cnfStyle w:val="000000010000" w:firstRow="0" w:lastRow="0" w:firstColumn="0" w:lastColumn="0" w:oddVBand="0" w:evenVBand="0" w:oddHBand="0" w:evenHBand="1" w:firstRowFirstColumn="0" w:firstRowLastColumn="0" w:lastRowFirstColumn="0" w:lastRowLastColumn="0"/>
+              <w:rPr>
+                <w:rFonts w:hint="eastAsia"/>
+              </w:rPr>
             </w:pPr>
             <w:r>
               <w:rPr>
@@ -4500,6 +5095,11 @@
             <w:tcW w:w="2882" w:type="dxa"/>
           </w:tcPr>
           <w:p>
+            <w:pPr>
+              <w:rPr>
+                <w:rFonts w:hint="eastAsia"/>
+              </w:rPr>
+            </w:pPr>
             <w:r>
               <w:rPr>
                 <w:sz w:val="20"/>
@@ -4515,6 +5115,9 @@
           <w:p>
             <w:pPr>
               <w:cnfStyle w:val="000000100000" w:firstRow="0" w:lastRow="0" w:firstColumn="0" w:lastColumn="0" w:oddVBand="0" w:evenVBand="0" w:oddHBand="1" w:evenHBand="0" w:firstRowFirstColumn="0" w:firstRowLastColumn="0" w:lastRowFirstColumn="0" w:lastRowLastColumn="0"/>
+              <w:rPr>
+                <w:rFonts w:hint="eastAsia"/>
+              </w:rPr>
             </w:pPr>
             <w:r>
               <w:rPr>
@@ -4538,6 +5141,9 @@
           <w:p>
             <w:pPr>
               <w:cnfStyle w:val="000000100000" w:firstRow="0" w:lastRow="0" w:firstColumn="0" w:lastColumn="0" w:oddVBand="0" w:evenVBand="0" w:oddHBand="1" w:evenHBand="0" w:firstRowFirstColumn="0" w:firstRowLastColumn="0" w:lastRowFirstColumn="0" w:lastRowLastColumn="0"/>
+              <w:rPr>
+                <w:rFonts w:hint="eastAsia"/>
+              </w:rPr>
             </w:pPr>
             <w:r>
               <w:rPr>
@@ -4550,7 +5156,13 @@
         </w:tc>
       </w:tr>
     </w:tbl>
-    <w:p/>
+    <w:p>
+      <w:pPr>
+        <w:rPr>
+          <w:rFonts w:hint="eastAsia"/>
+        </w:rPr>
+      </w:pPr>
+    </w:p>
     <w:p>
       <w:pPr>
         <w:pStyle w:val="1"/>
@@ -4567,6 +5179,9 @@
       <w:pPr>
         <w:spacing w:after="120"/>
         <w:ind w:firstLine="420"/>
+        <w:rPr>
+          <w:rFonts w:hint="eastAsia"/>
+        </w:rPr>
       </w:pPr>
       <w:r>
         <w:t>参照 MANUAL_TEST_CHECKLIST.md，鸿蒙端上线前需通过以下验收：</w:t>
@@ -4588,6 +5203,9 @@
       <w:pPr>
         <w:pStyle w:val="a0"/>
         <w:spacing w:after="40"/>
+        <w:rPr>
+          <w:rFonts w:hint="eastAsia"/>
+        </w:rPr>
       </w:pPr>
       <w:r>
         <w:t>DevEco / 鸿蒙模拟器能启动 patient-mobile</w:t>
@@ -4598,6 +5216,7 @@
         <w:pStyle w:val="a0"/>
         <w:spacing w:after="40"/>
         <w:rPr>
+          <w:rFonts w:hint="eastAsia"/>
           <w:lang w:eastAsia="zh-CN"/>
         </w:rPr>
       </w:pPr>
@@ -4612,6 +5231,9 @@
       <w:pPr>
         <w:pStyle w:val="a0"/>
         <w:spacing w:after="40"/>
+        <w:rPr>
+          <w:rFonts w:hint="eastAsia"/>
+        </w:rPr>
       </w:pPr>
       <w:r>
         <w:t>使用 13800000001 / 123456 登录成功</w:t>
@@ -4634,6 +5256,7 @@
         <w:pStyle w:val="a0"/>
         <w:spacing w:after="40"/>
         <w:rPr>
+          <w:rFonts w:hint="eastAsia"/>
           <w:lang w:eastAsia="zh-CN"/>
         </w:rPr>
       </w:pPr>
@@ -4649,6 +5272,7 @@
         <w:pStyle w:val="a0"/>
         <w:spacing w:after="40"/>
         <w:rPr>
+          <w:rFonts w:hint="eastAsia"/>
           <w:lang w:eastAsia="zh-CN"/>
         </w:rPr>
       </w:pPr>
@@ -4664,6 +5288,7 @@
         <w:pStyle w:val="a0"/>
         <w:spacing w:after="40"/>
         <w:rPr>
+          <w:rFonts w:hint="eastAsia"/>
           <w:lang w:eastAsia="zh-CN"/>
         </w:rPr>
       </w:pPr>
@@ -4679,6 +5304,7 @@
         <w:pStyle w:val="a0"/>
         <w:spacing w:after="40"/>
         <w:rPr>
+          <w:rFonts w:hint="eastAsia"/>
           <w:lang w:eastAsia="zh-CN"/>
         </w:rPr>
       </w:pPr>
@@ -4694,6 +5320,7 @@
         <w:pStyle w:val="a0"/>
         <w:spacing w:after="40"/>
         <w:rPr>
+          <w:rFonts w:hint="eastAsia"/>
           <w:lang w:eastAsia="zh-CN"/>
         </w:rPr>
       </w:pPr>
@@ -4709,6 +5336,7 @@
         <w:pStyle w:val="a0"/>
         <w:spacing w:after="40"/>
         <w:rPr>
+          <w:rFonts w:hint="eastAsia"/>
           <w:lang w:eastAsia="zh-CN"/>
         </w:rPr>
       </w:pPr>
@@ -4724,6 +5352,7 @@
         <w:pStyle w:val="a0"/>
         <w:spacing w:after="40"/>
         <w:rPr>
+          <w:rFonts w:hint="eastAsia"/>
           <w:lang w:eastAsia="zh-CN"/>
         </w:rPr>
       </w:pPr>
@@ -4739,6 +5368,7 @@
         <w:pStyle w:val="a0"/>
         <w:spacing w:after="40"/>
         <w:rPr>
+          <w:rFonts w:hint="eastAsia"/>
           <w:lang w:eastAsia="zh-CN"/>
         </w:rPr>
       </w:pPr>
@@ -4766,6 +5396,7 @@
         <w:pStyle w:val="a0"/>
         <w:spacing w:after="40"/>
         <w:rPr>
+          <w:rFonts w:hint="eastAsia"/>
           <w:lang w:eastAsia="zh-CN"/>
         </w:rPr>
       </w:pPr>
@@ -4781,6 +5412,7 @@
         <w:pStyle w:val="a0"/>
         <w:spacing w:after="40"/>
         <w:rPr>
+          <w:rFonts w:hint="eastAsia"/>
           <w:lang w:eastAsia="zh-CN"/>
         </w:rPr>
       </w:pPr>
@@ -4796,6 +5428,7 @@
         <w:pStyle w:val="a0"/>
         <w:spacing w:after="40"/>
         <w:rPr>
+          <w:rFonts w:hint="eastAsia"/>
           <w:lang w:eastAsia="zh-CN"/>
         </w:rPr>
       </w:pPr>
@@ -4811,6 +5444,7 @@
         <w:pStyle w:val="a0"/>
         <w:spacing w:after="40"/>
         <w:rPr>
+          <w:rFonts w:hint="eastAsia"/>
           <w:lang w:eastAsia="zh-CN"/>
         </w:rPr>
       </w:pPr>
@@ -4826,6 +5460,7 @@
         <w:pStyle w:val="a0"/>
         <w:spacing w:after="40"/>
         <w:rPr>
+          <w:rFonts w:hint="eastAsia"/>
           <w:lang w:eastAsia="zh-CN"/>
         </w:rPr>
       </w:pPr>
@@ -4853,6 +5488,7 @@
         <w:pStyle w:val="a0"/>
         <w:spacing w:after="40"/>
         <w:rPr>
+          <w:rFonts w:hint="eastAsia"/>
           <w:lang w:eastAsia="zh-CN"/>
         </w:rPr>
       </w:pPr>
@@ -4868,6 +5504,7 @@
         <w:pStyle w:val="a0"/>
         <w:spacing w:after="40"/>
         <w:rPr>
+          <w:rFonts w:hint="eastAsia"/>
           <w:lang w:eastAsia="zh-CN"/>
         </w:rPr>
       </w:pPr>
@@ -4883,6 +5520,7 @@
         <w:pStyle w:val="a0"/>
         <w:spacing w:after="40"/>
         <w:rPr>
+          <w:rFonts w:hint="eastAsia"/>
           <w:lang w:eastAsia="zh-CN"/>
         </w:rPr>
       </w:pPr>
@@ -4899,6 +5537,7 @@
         <w:pStyle w:val="a0"/>
         <w:spacing w:after="40"/>
         <w:rPr>
+          <w:rFonts w:hint="eastAsia"/>
           <w:lang w:eastAsia="zh-CN"/>
         </w:rPr>
       </w:pPr>
@@ -4914,6 +5553,7 @@
         <w:pStyle w:val="a0"/>
         <w:spacing w:after="40"/>
         <w:rPr>
+          <w:rFonts w:hint="eastAsia"/>
           <w:lang w:eastAsia="zh-CN"/>
         </w:rPr>
       </w:pPr>
@@ -4929,6 +5569,7 @@
         <w:pStyle w:val="a0"/>
         <w:spacing w:after="40"/>
         <w:rPr>
+          <w:rFonts w:hint="eastAsia"/>
           <w:lang w:eastAsia="zh-CN"/>
         </w:rPr>
       </w:pPr>
@@ -4956,6 +5597,7 @@
         <w:pStyle w:val="a0"/>
         <w:spacing w:after="40"/>
         <w:rPr>
+          <w:rFonts w:hint="eastAsia"/>
           <w:lang w:eastAsia="zh-CN"/>
         </w:rPr>
       </w:pPr>
@@ -4987,6 +5629,7 @@
         <w:spacing w:after="120"/>
         <w:ind w:firstLine="420"/>
         <w:rPr>
+          <w:rFonts w:hint="eastAsia"/>
           <w:lang w:eastAsia="zh-CN"/>
         </w:rPr>
       </w:pPr>
@@ -5001,6 +5644,9 @@
       <w:pPr>
         <w:spacing w:after="120"/>
         <w:ind w:firstLine="420"/>
+        <w:rPr>
+          <w:rFonts w:hint="eastAsia"/>
+        </w:rPr>
       </w:pPr>
       <w:r>
         <w:t>首页 index.vue 的刷新逻辑采用 Promise.all + 每个请求独立的 .catch(fallback) 模式，任一接口失败不影响其他数据的展示：</w:t>
@@ -5010,6 +5656,9 @@
       <w:pPr>
         <w:spacing w:before="80" w:after="80"/>
         <w:ind w:left="283"/>
+        <w:rPr>
+          <w:rFonts w:hint="eastAsia"/>
+        </w:rPr>
       </w:pPr>
       <w:r>
         <w:rPr>
@@ -5068,13 +5717,25 @@
     <w:p>
       <w:pPr>
         <w:pStyle w:val="1"/>
+        <w:rPr>
+          <w:rFonts w:hint="eastAsia"/>
+          <w:lang w:eastAsia="zh-CN"/>
+        </w:rPr>
       </w:pPr>
       <w:r>
         <w:rPr>
           <w:rFonts w:ascii="微软雅黑" w:eastAsia="微软雅黑" w:hAnsi="微软雅黑"/>
           <w:color w:val="002B56"/>
         </w:rPr>
-        <w:t>八、相关文件索引</w:t>
+        <w:t>八、相关文件</w:t>
+      </w:r>
+      <w:r>
+        <w:rPr>
+          <w:rFonts w:ascii="微软雅黑" w:eastAsia="微软雅黑" w:hAnsi="微软雅黑" w:hint="eastAsia"/>
+          <w:color w:val="002B56"/>
+          <w:lang w:eastAsia="zh-CN"/>
+        </w:rPr>
+        <w:t>索引</w:t>
       </w:r>
     </w:p>
     <w:tbl>
@@ -5101,6 +5762,9 @@
           <w:p>
             <w:pPr>
               <w:jc w:val="center"/>
+              <w:rPr>
+                <w:rFonts w:hint="eastAsia"/>
+              </w:rPr>
             </w:pPr>
             <w:r>
               <w:rPr>
@@ -5118,6 +5782,9 @@
             <w:pPr>
               <w:jc w:val="center"/>
               <w:cnfStyle w:val="100000000000" w:firstRow="1" w:lastRow="0" w:firstColumn="0" w:lastColumn="0" w:oddVBand="0" w:evenVBand="0" w:oddHBand="0" w:evenHBand="0" w:firstRowFirstColumn="0" w:firstRowLastColumn="0" w:lastRowFirstColumn="0" w:lastRowLastColumn="0"/>
+              <w:rPr>
+                <w:rFonts w:hint="eastAsia"/>
+              </w:rPr>
             </w:pPr>
             <w:r>
               <w:rPr>
@@ -5139,6 +5806,11 @@
             <w:tcW w:w="5273" w:type="dxa"/>
           </w:tcPr>
           <w:p>
+            <w:pPr>
+              <w:rPr>
+                <w:rFonts w:hint="eastAsia"/>
+              </w:rPr>
+            </w:pPr>
             <w:r>
               <w:rPr>
                 <w:sz w:val="20"/>
@@ -5154,6 +5826,9 @@
           <w:p>
             <w:pPr>
               <w:cnfStyle w:val="000000100000" w:firstRow="0" w:lastRow="0" w:firstColumn="0" w:lastColumn="0" w:oddVBand="0" w:evenVBand="0" w:oddHBand="1" w:evenHBand="0" w:firstRowFirstColumn="0" w:firstRowLastColumn="0" w:lastRowFirstColumn="0" w:lastRowLastColumn="0"/>
+              <w:rPr>
+                <w:rFonts w:hint="eastAsia"/>
+              </w:rPr>
             </w:pPr>
             <w:r>
               <w:rPr>
@@ -5175,6 +5850,11 @@
             <w:tcW w:w="5273" w:type="dxa"/>
           </w:tcPr>
           <w:p>
+            <w:pPr>
+              <w:rPr>
+                <w:rFonts w:hint="eastAsia"/>
+              </w:rPr>
+            </w:pPr>
             <w:r>
               <w:rPr>
                 <w:sz w:val="20"/>
@@ -5190,6 +5870,9 @@
           <w:p>
             <w:pPr>
               <w:cnfStyle w:val="000000010000" w:firstRow="0" w:lastRow="0" w:firstColumn="0" w:lastColumn="0" w:oddVBand="0" w:evenVBand="0" w:oddHBand="0" w:evenHBand="1" w:firstRowFirstColumn="0" w:firstRowLastColumn="0" w:lastRowFirstColumn="0" w:lastRowLastColumn="0"/>
+              <w:rPr>
+                <w:rFonts w:hint="eastAsia"/>
+              </w:rPr>
             </w:pPr>
             <w:r>
               <w:rPr>
@@ -5211,6 +5894,11 @@
             <w:tcW w:w="5273" w:type="dxa"/>
           </w:tcPr>
           <w:p>
+            <w:pPr>
+              <w:rPr>
+                <w:rFonts w:hint="eastAsia"/>
+              </w:rPr>
+            </w:pPr>
             <w:r>
               <w:rPr>
                 <w:sz w:val="20"/>
@@ -5226,6 +5914,9 @@
           <w:p>
             <w:pPr>
               <w:cnfStyle w:val="000000100000" w:firstRow="0" w:lastRow="0" w:firstColumn="0" w:lastColumn="0" w:oddVBand="0" w:evenVBand="0" w:oddHBand="1" w:evenHBand="0" w:firstRowFirstColumn="0" w:firstRowLastColumn="0" w:lastRowFirstColumn="0" w:lastRowLastColumn="0"/>
+              <w:rPr>
+                <w:rFonts w:hint="eastAsia"/>
+              </w:rPr>
             </w:pPr>
             <w:r>
               <w:rPr>
@@ -5247,6 +5938,11 @@
             <w:tcW w:w="5273" w:type="dxa"/>
           </w:tcPr>
           <w:p>
+            <w:pPr>
+              <w:rPr>
+                <w:rFonts w:hint="eastAsia"/>
+              </w:rPr>
+            </w:pPr>
             <w:r>
               <w:rPr>
                 <w:sz w:val="20"/>
@@ -5262,6 +5958,9 @@
           <w:p>
             <w:pPr>
               <w:cnfStyle w:val="000000010000" w:firstRow="0" w:lastRow="0" w:firstColumn="0" w:lastColumn="0" w:oddVBand="0" w:evenVBand="0" w:oddHBand="0" w:evenHBand="1" w:firstRowFirstColumn="0" w:firstRowLastColumn="0" w:lastRowFirstColumn="0" w:lastRowLastColumn="0"/>
+              <w:rPr>
+                <w:rFonts w:hint="eastAsia"/>
+              </w:rPr>
             </w:pPr>
             <w:r>
               <w:rPr>
@@ -5283,6 +5982,11 @@
             <w:tcW w:w="5273" w:type="dxa"/>
           </w:tcPr>
           <w:p>
+            <w:pPr>
+              <w:rPr>
+                <w:rFonts w:hint="eastAsia"/>
+              </w:rPr>
+            </w:pPr>
             <w:r>
               <w:rPr>
                 <w:sz w:val="20"/>
@@ -5298,6 +6002,9 @@
           <w:p>
             <w:pPr>
               <w:cnfStyle w:val="000000100000" w:firstRow="0" w:lastRow="0" w:firstColumn="0" w:lastColumn="0" w:oddVBand="0" w:evenVBand="0" w:oddHBand="1" w:evenHBand="0" w:firstRowFirstColumn="0" w:firstRowLastColumn="0" w:lastRowFirstColumn="0" w:lastRowLastColumn="0"/>
+              <w:rPr>
+                <w:rFonts w:hint="eastAsia"/>
+              </w:rPr>
             </w:pPr>
             <w:r>
               <w:rPr>
@@ -5319,6 +6026,11 @@
             <w:tcW w:w="5273" w:type="dxa"/>
           </w:tcPr>
           <w:p>
+            <w:pPr>
+              <w:rPr>
+                <w:rFonts w:hint="eastAsia"/>
+              </w:rPr>
+            </w:pPr>
             <w:r>
               <w:rPr>
                 <w:sz w:val="20"/>
@@ -5335,6 +6047,7 @@
             <w:pPr>
               <w:cnfStyle w:val="000000010000" w:firstRow="0" w:lastRow="0" w:firstColumn="0" w:lastColumn="0" w:oddVBand="0" w:evenVBand="0" w:oddHBand="0" w:evenHBand="1" w:firstRowFirstColumn="0" w:firstRowLastColumn="0" w:lastRowFirstColumn="0" w:lastRowLastColumn="0"/>
               <w:rPr>
+                <w:rFonts w:hint="eastAsia"/>
                 <w:lang w:eastAsia="zh-CN"/>
               </w:rPr>
             </w:pPr>
@@ -5359,6 +6072,11 @@
             <w:tcW w:w="5273" w:type="dxa"/>
           </w:tcPr>
           <w:p>
+            <w:pPr>
+              <w:rPr>
+                <w:rFonts w:hint="eastAsia"/>
+              </w:rPr>
+            </w:pPr>
             <w:r>
               <w:rPr>
                 <w:sz w:val="20"/>
@@ -5382,6 +6100,7 @@
             <w:pPr>
               <w:cnfStyle w:val="000000100000" w:firstRow="0" w:lastRow="0" w:firstColumn="0" w:lastColumn="0" w:oddVBand="0" w:evenVBand="0" w:oddHBand="1" w:evenHBand="0" w:firstRowFirstColumn="0" w:firstRowLastColumn="0" w:lastRowFirstColumn="0" w:lastRowLastColumn="0"/>
               <w:rPr>
+                <w:rFonts w:hint="eastAsia"/>
                 <w:lang w:eastAsia="zh-CN"/>
               </w:rPr>
             </w:pPr>
@@ -5407,6 +6126,11 @@
             <w:tcW w:w="5273" w:type="dxa"/>
           </w:tcPr>
           <w:p>
+            <w:pPr>
+              <w:rPr>
+                <w:rFonts w:hint="eastAsia"/>
+              </w:rPr>
+            </w:pPr>
             <w:r>
               <w:rPr>
                 <w:sz w:val="20"/>
@@ -5422,6 +6146,9 @@
           <w:p>
             <w:pPr>
               <w:cnfStyle w:val="000000010000" w:firstRow="0" w:lastRow="0" w:firstColumn="0" w:lastColumn="0" w:oddVBand="0" w:evenVBand="0" w:oddHBand="0" w:evenHBand="1" w:firstRowFirstColumn="0" w:firstRowLastColumn="0" w:lastRowFirstColumn="0" w:lastRowLastColumn="0"/>
+              <w:rPr>
+                <w:rFonts w:hint="eastAsia"/>
+              </w:rPr>
             </w:pPr>
             <w:r>
               <w:rPr>
@@ -5443,6 +6170,11 @@
             <w:tcW w:w="5273" w:type="dxa"/>
           </w:tcPr>
           <w:p>
+            <w:pPr>
+              <w:rPr>
+                <w:rFonts w:hint="eastAsia"/>
+              </w:rPr>
+            </w:pPr>
             <w:r>
               <w:rPr>
                 <w:sz w:val="20"/>
@@ -5458,6 +6190,9 @@
           <w:p>
             <w:pPr>
               <w:cnfStyle w:val="000000100000" w:firstRow="0" w:lastRow="0" w:firstColumn="0" w:lastColumn="0" w:oddVBand="0" w:evenVBand="0" w:oddHBand="1" w:evenHBand="0" w:firstRowFirstColumn="0" w:firstRowLastColumn="0" w:lastRowFirstColumn="0" w:lastRowLastColumn="0"/>
+              <w:rPr>
+                <w:rFonts w:hint="eastAsia"/>
+              </w:rPr>
             </w:pPr>
             <w:r>
               <w:rPr>
@@ -5479,6 +6214,11 @@
             <w:tcW w:w="5273" w:type="dxa"/>
           </w:tcPr>
           <w:p>
+            <w:pPr>
+              <w:rPr>
+                <w:rFonts w:hint="eastAsia"/>
+              </w:rPr>
+            </w:pPr>
             <w:r>
               <w:rPr>
                 <w:sz w:val="20"/>
@@ -5494,6 +6234,9 @@
           <w:p>
             <w:pPr>
               <w:cnfStyle w:val="000000010000" w:firstRow="0" w:lastRow="0" w:firstColumn="0" w:lastColumn="0" w:oddVBand="0" w:evenVBand="0" w:oddHBand="0" w:evenHBand="1" w:firstRowFirstColumn="0" w:firstRowLastColumn="0" w:lastRowFirstColumn="0" w:lastRowLastColumn="0"/>
+              <w:rPr>
+                <w:rFonts w:hint="eastAsia"/>
+              </w:rPr>
             </w:pPr>
             <w:r>
               <w:rPr>
@@ -5515,6 +6258,11 @@
             <w:tcW w:w="5273" w:type="dxa"/>
           </w:tcPr>
           <w:p>
+            <w:pPr>
+              <w:rPr>
+                <w:rFonts w:hint="eastAsia"/>
+              </w:rPr>
+            </w:pPr>
             <w:r>
               <w:rPr>
                 <w:sz w:val="20"/>
@@ -5530,10 +6278,15 @@
           <w:p>
             <w:pPr>
               <w:cnfStyle w:val="000000100000" w:firstRow="0" w:lastRow="0" w:firstColumn="0" w:lastColumn="0" w:oddVBand="0" w:evenVBand="0" w:oddHBand="1" w:evenHBand="0" w:firstRowFirstColumn="0" w:firstRowLastColumn="0" w:lastRowFirstColumn="0" w:lastRowLastColumn="0"/>
+              <w:rPr>
+                <w:rFonts w:hint="eastAsia"/>
+                <w:lang w:eastAsia="zh-CN"/>
+              </w:rPr>
             </w:pPr>
             <w:r>
               <w:rPr>
                 <w:sz w:val="20"/>
+                <w:lang w:eastAsia="zh-CN"/>
               </w:rPr>
               <w:t>鸿蒙发布证书（项目根目录）</w:t>
             </w:r>
@@ -5551,6 +6304,11 @@
             <w:tcW w:w="5273" w:type="dxa"/>
           </w:tcPr>
           <w:p>
+            <w:pPr>
+              <w:rPr>
+                <w:rFonts w:hint="eastAsia"/>
+              </w:rPr>
+            </w:pPr>
             <w:r>
               <w:rPr>
                 <w:sz w:val="20"/>
@@ -5566,6 +6324,9 @@
           <w:p>
             <w:pPr>
               <w:cnfStyle w:val="000000010000" w:firstRow="0" w:lastRow="0" w:firstColumn="0" w:lastColumn="0" w:oddVBand="0" w:evenVBand="0" w:oddHBand="0" w:evenHBand="1" w:firstRowFirstColumn="0" w:firstRowLastColumn="0" w:lastRowFirstColumn="0" w:lastRowLastColumn="0"/>
+              <w:rPr>
+                <w:rFonts w:hint="eastAsia"/>
+              </w:rPr>
             </w:pPr>
             <w:r>
               <w:rPr>
@@ -5587,6 +6348,11 @@
             <w:tcW w:w="5273" w:type="dxa"/>
           </w:tcPr>
           <w:p>
+            <w:pPr>
+              <w:rPr>
+                <w:rFonts w:hint="eastAsia"/>
+              </w:rPr>
+            </w:pPr>
             <w:r>
               <w:rPr>
                 <w:sz w:val="20"/>
@@ -5602,10 +6368,15 @@
           <w:p>
             <w:pPr>
               <w:cnfStyle w:val="000000100000" w:firstRow="0" w:lastRow="0" w:firstColumn="0" w:lastColumn="0" w:oddVBand="0" w:evenVBand="0" w:oddHBand="1" w:evenHBand="0" w:firstRowFirstColumn="0" w:firstRowLastColumn="0" w:lastRowFirstColumn="0" w:lastRowLastColumn="0"/>
+              <w:rPr>
+                <w:rFonts w:hint="eastAsia"/>
+                <w:lang w:eastAsia="zh-CN"/>
+              </w:rPr>
             </w:pPr>
             <w:r>
               <w:rPr>
                 <w:sz w:val="20"/>
+                <w:lang w:eastAsia="zh-CN"/>
               </w:rPr>
               <w:t>应用签名密钥库（项目根目录）</w:t>
             </w:r>
@@ -5617,7 +6388,6 @@
       <w:pPr>
         <w:pStyle w:val="1"/>
         <w:rPr>
-          <w:rFonts w:hint="eastAsia"/>
           <w:lang w:eastAsia="zh-CN"/>
         </w:rPr>
       </w:pPr>
@@ -5645,7 +6415,13 @@
         <w:t>移动端界面</w:t>
       </w:r>
     </w:p>
-    <w:p/>
+    <w:p>
+      <w:pPr>
+        <w:rPr>
+          <w:rFonts w:hint="eastAsia"/>
+        </w:rPr>
+      </w:pPr>
+    </w:p>
     <w:sectPr>
       <w:pgSz w:w="12240" w:h="15840"/>
       <w:pgMar w:top="1440" w:right="1797" w:bottom="1440" w:left="1797" w:header="720" w:footer="720" w:gutter="0"/>
